--- a/video-film-editing/output/05 3.3b Nota Pembelajaran (Kertas Penerangan)/Core Abilities L1-L3 (format JPK)/KP-CA-11 KP4.2b OPERASI MESIN SELAMAT -(SAFE MACHINE OPE (IT-072).docx
+++ b/video-film-editing/output/05 3.3b Nota Pembelajaran (Kertas Penerangan)/Core Abilities L1-L3 (format JPK)/KP-CA-11 KP4.2b OPERASI MESIN SELAMAT -(SAFE MACHINE OPE (IT-072).docx
@@ -2,84 +2,714 @@
 <file path=word/document.xml><?xml version="1.0" encoding="utf-8"?>
 <w:document xmlns:wpc="http://schemas.microsoft.com/office/word/2010/wordprocessingCanvas" xmlns:mo="http://schemas.microsoft.com/office/mac/office/2008/main" xmlns:mc="http://schemas.openxmlformats.org/markup-compatibility/2006" xmlns:mv="urn:schemas-microsoft-com:mac:vml" xmlns:o="urn:schemas-microsoft-com:office:office" xmlns:r="http://schemas.openxmlformats.org/officeDocument/2006/relationships" xmlns:m="http://schemas.openxmlformats.org/officeDocument/2006/math" xmlns:v="urn:schemas-microsoft-com:vml" xmlns:wp14="http://schemas.microsoft.com/office/word/2010/wordprocessingDrawing" xmlns:wp="http://schemas.openxmlformats.org/drawingml/2006/wordprocessingDrawing" xmlns:w10="urn:schemas-microsoft-com:office:word" xmlns:w="http://schemas.openxmlformats.org/wordprocessingml/2006/main" xmlns:w14="http://schemas.microsoft.com/office/word/2010/wordml" xmlns:wpg="http://schemas.microsoft.com/office/word/2010/wordprocessingGroup" xmlns:wpi="http://schemas.microsoft.com/office/word/2010/wordprocessingInk" xmlns:wne="http://schemas.microsoft.com/office/word/2006/wordml" xmlns:wps="http://schemas.microsoft.com/office/word/2010/wordprocessingShape" mc:Ignorable="w14 wp14">
   <w:body>
+    <w:tbl>
+      <w:tblPr>
+        <w:tblW w:type="auto" w:w="0"/>
+        <w:jc w:val="center"/>
+        <w:tblLook w:firstColumn="1" w:firstRow="1" w:lastColumn="0" w:lastRow="0" w:noHBand="0" w:noVBand="1" w:val="04A0"/>
+        <w:tblBorders>
+          <w:top w:val="single" w:sz="4" w:space="0" w:color="000000"/>
+          <w:left w:val="single" w:sz="4" w:space="0" w:color="000000"/>
+          <w:bottom w:val="single" w:sz="4" w:space="0" w:color="000000"/>
+          <w:right w:val="single" w:sz="4" w:space="0" w:color="000000"/>
+          <w:insideH w:val="single" w:sz="4" w:space="0" w:color="000000"/>
+          <w:insideV w:val="single" w:sz="4" w:space="0" w:color="000000"/>
+        </w:tblBorders>
+      </w:tblPr>
+      <w:tblGrid>
+        <w:gridCol w:w="3213"/>
+        <w:gridCol w:w="3213"/>
+        <w:gridCol w:w="3213"/>
+      </w:tblGrid>
+      <w:tr>
+        <w:tc>
+          <w:tcPr>
+            <w:tcW w:type="dxa" w:w="2551"/>
+            <w:vAlign w:val="center"/>
+            <w:tcMar>
+              <w:top w:w="40" w:type="dxa"/>
+              <w:bottom w:w="40" w:type="dxa"/>
+              <w:start w:w="80" w:type="dxa"/>
+              <w:end w:w="80" w:type="dxa"/>
+            </w:tcMar>
+          </w:tcPr>
+          <w:p>
+            <w:pPr>
+              <w:jc w:val="left"/>
+            </w:pPr>
+            <w:r>
+              <w:drawing>
+                <wp:inline xmlns:a="http://schemas.openxmlformats.org/drawingml/2006/main" xmlns:pic="http://schemas.openxmlformats.org/drawingml/2006/picture">
+                  <wp:extent cx="885785" cy="1404000"/>
+                  <wp:docPr id="1" name="Picture 1"/>
+                  <wp:cNvGraphicFramePr>
+                    <a:graphicFrameLocks noChangeAspect="1"/>
+                  </wp:cNvGraphicFramePr>
+                  <a:graphic>
+                    <a:graphicData uri="http://schemas.openxmlformats.org/drawingml/2006/picture">
+                      <pic:pic>
+                        <pic:nvPicPr>
+                          <pic:cNvPr id="0" name="jpk-logo-official.png"/>
+                          <pic:cNvPicPr/>
+                        </pic:nvPicPr>
+                        <pic:blipFill>
+                          <a:blip r:embed="rId13"/>
+                          <a:stretch>
+                            <a:fillRect/>
+                          </a:stretch>
+                        </pic:blipFill>
+                        <pic:spPr>
+                          <a:xfrm>
+                            <a:off x="0" y="0"/>
+                            <a:ext cx="885785" cy="1404000"/>
+                          </a:xfrm>
+                          <a:prstGeom prst="rect"/>
+                        </pic:spPr>
+                      </pic:pic>
+                    </a:graphicData>
+                  </a:graphic>
+                </wp:inline>
+              </w:drawing>
+            </w:r>
+          </w:p>
+        </w:tc>
+        <w:tc>
+          <w:tcPr>
+            <w:tcW w:type="dxa" w:w="2268"/>
+            <w:gridSpan w:val="2"/>
+            <w:tcMar>
+              <w:top w:w="40" w:type="dxa"/>
+              <w:bottom w:w="40" w:type="dxa"/>
+              <w:start w:w="80" w:type="dxa"/>
+              <w:end w:w="80" w:type="dxa"/>
+            </w:tcMar>
+            <w:tcMar>
+              <w:top w:w="40" w:type="dxa"/>
+              <w:bottom w:w="40" w:type="dxa"/>
+              <w:start w:w="80" w:type="dxa"/>
+              <w:end w:w="80" w:type="dxa"/>
+            </w:tcMar>
+          </w:tcPr>
+          <w:p>
+            <w:r/>
+            <w:r>
+              <w:rPr>
+                <w:rFonts w:ascii="Arial" w:hAnsi="Arial"/>
+                <w:b/>
+                <w:sz w:val="22"/>
+              </w:rPr>
+              <w:t>JABATAN PEMBANGUNAN KEMAHIRAN</w:t>
+            </w:r>
+          </w:p>
+          <w:p>
+            <w:r>
+              <w:rPr>
+                <w:rFonts w:ascii="Arial" w:hAnsi="Arial"/>
+                <w:b/>
+                <w:sz w:val="22"/>
+              </w:rPr>
+              <w:t>KEMENTERIAN SUMBER MANUSIA</w:t>
+            </w:r>
+          </w:p>
+          <w:p>
+            <w:r>
+              <w:rPr>
+                <w:rFonts w:ascii="Arial" w:hAnsi="Arial"/>
+                <w:b/>
+                <w:sz w:val="22"/>
+              </w:rPr>
+              <w:t>ARAS 7 &amp; 8 BLOK D4, KOMPLEK D</w:t>
+            </w:r>
+          </w:p>
+          <w:p>
+            <w:r>
+              <w:rPr>
+                <w:rFonts w:ascii="Arial" w:hAnsi="Arial"/>
+                <w:b/>
+                <w:sz w:val="22"/>
+              </w:rPr>
+              <w:t>PUSAT PENTADBIRAN KERAJAAN PERSEKUTUAN</w:t>
+            </w:r>
+          </w:p>
+          <w:p>
+            <w:r>
+              <w:rPr>
+                <w:rFonts w:ascii="Arial" w:hAnsi="Arial"/>
+                <w:b/>
+                <w:sz w:val="22"/>
+              </w:rPr>
+              <w:t>62530 PUTRAJAYA</w:t>
+            </w:r>
+          </w:p>
+          <w:p/>
+          <w:p>
+            <w:r>
+              <w:rPr>
+                <w:rFonts w:ascii="Arial" w:hAnsi="Arial"/>
+                <w:b/>
+                <w:sz w:val="40"/>
+              </w:rPr>
+              <w:t>KERTAS PENERANGAN</w:t>
+            </w:r>
+          </w:p>
+          <w:p>
+            <w:r>
+              <w:rPr>
+                <w:rFonts w:ascii="Arial" w:hAnsi="Arial"/>
+                <w:b/>
+                <w:sz w:val="24"/>
+              </w:rPr>
+              <w:t>(</w:t>
+            </w:r>
+            <w:r>
+              <w:rPr>
+                <w:rFonts w:ascii="Arial" w:hAnsi="Arial"/>
+                <w:b/>
+                <w:i/>
+                <w:sz w:val="24"/>
+              </w:rPr>
+              <w:t>INFORMATION SHEET</w:t>
+            </w:r>
+            <w:r>
+              <w:rPr>
+                <w:rFonts w:ascii="Arial" w:hAnsi="Arial"/>
+                <w:b/>
+                <w:sz w:val="24"/>
+              </w:rPr>
+              <w:t>)</w:t>
+            </w:r>
+          </w:p>
+        </w:tc>
+      </w:tr>
+      <w:tr>
+        <w:tc>
+          <w:tcPr>
+            <w:tcW w:type="dxa" w:w="2551"/>
+            <w:tcMar>
+              <w:top w:w="40" w:type="dxa"/>
+              <w:bottom w:w="40" w:type="dxa"/>
+              <w:start w:w="80" w:type="dxa"/>
+              <w:end w:w="80" w:type="dxa"/>
+            </w:tcMar>
+          </w:tcPr>
+          <w:p>
+            <w:r/>
+            <w:r>
+              <w:rPr>
+                <w:rFonts w:ascii="Arial" w:hAnsi="Arial"/>
+                <w:b/>
+                <w:sz w:val="22"/>
+              </w:rPr>
+              <w:t xml:space="preserve">KOD DAN NAMA PROGRAM / </w:t>
+            </w:r>
+            <w:r>
+              <w:rPr>
+                <w:rFonts w:ascii="Arial" w:hAnsi="Arial"/>
+                <w:b/>
+                <w:i/>
+                <w:sz w:val="22"/>
+              </w:rPr>
+              <w:t>PROGRAM'S CODE AND NAME</w:t>
+            </w:r>
+          </w:p>
+        </w:tc>
+        <w:tc>
+          <w:tcPr>
+            <w:tcW w:type="dxa" w:w="2268"/>
+            <w:gridSpan w:val="2"/>
+            <w:tcMar>
+              <w:top w:w="40" w:type="dxa"/>
+              <w:bottom w:w="40" w:type="dxa"/>
+              <w:start w:w="80" w:type="dxa"/>
+              <w:end w:w="80" w:type="dxa"/>
+            </w:tcMar>
+            <w:tcMar>
+              <w:top w:w="40" w:type="dxa"/>
+              <w:bottom w:w="40" w:type="dxa"/>
+              <w:start w:w="80" w:type="dxa"/>
+              <w:end w:w="80" w:type="dxa"/>
+            </w:tcMar>
+          </w:tcPr>
+          <w:p>
+            <w:r/>
+            <w:r>
+              <w:rPr>
+                <w:rFonts w:ascii="Arial" w:hAnsi="Arial"/>
+                <w:b/>
+                <w:i w:val="0"/>
+                <w:sz w:val="22"/>
+              </w:rPr>
+              <w:t>Z-009-1:2015 CORE ABILITIES (untuk program IT-072-3:2012 VIDEO / FILM (EDITING))</w:t>
+            </w:r>
+          </w:p>
+        </w:tc>
+      </w:tr>
+      <w:tr>
+        <w:tc>
+          <w:tcPr>
+            <w:tcW w:type="dxa" w:w="2551"/>
+            <w:tcMar>
+              <w:top w:w="40" w:type="dxa"/>
+              <w:bottom w:w="40" w:type="dxa"/>
+              <w:start w:w="80" w:type="dxa"/>
+              <w:end w:w="80" w:type="dxa"/>
+            </w:tcMar>
+          </w:tcPr>
+          <w:p>
+            <w:r/>
+            <w:r>
+              <w:rPr>
+                <w:rFonts w:ascii="Arial" w:hAnsi="Arial"/>
+                <w:b/>
+                <w:sz w:val="22"/>
+              </w:rPr>
+              <w:t xml:space="preserve">TAHAP / </w:t>
+            </w:r>
+            <w:r>
+              <w:rPr>
+                <w:rFonts w:ascii="Arial" w:hAnsi="Arial"/>
+                <w:b/>
+                <w:i/>
+                <w:sz w:val="22"/>
+              </w:rPr>
+              <w:t>LEVEL</w:t>
+            </w:r>
+          </w:p>
+        </w:tc>
+        <w:tc>
+          <w:tcPr>
+            <w:tcW w:type="dxa" w:w="2268"/>
+            <w:gridSpan w:val="2"/>
+            <w:tcMar>
+              <w:top w:w="40" w:type="dxa"/>
+              <w:bottom w:w="40" w:type="dxa"/>
+              <w:start w:w="80" w:type="dxa"/>
+              <w:end w:w="80" w:type="dxa"/>
+            </w:tcMar>
+            <w:tcMar>
+              <w:top w:w="40" w:type="dxa"/>
+              <w:bottom w:w="40" w:type="dxa"/>
+              <w:start w:w="80" w:type="dxa"/>
+              <w:end w:w="80" w:type="dxa"/>
+            </w:tcMar>
+          </w:tcPr>
+          <w:p>
+            <w:r/>
+            <w:r>
+              <w:rPr>
+                <w:rFonts w:ascii="Arial" w:hAnsi="Arial"/>
+                <w:b/>
+                <w:i w:val="0"/>
+                <w:sz w:val="22"/>
+              </w:rPr>
+              <w:t>1 (SATU)</w:t>
+            </w:r>
+          </w:p>
+        </w:tc>
+      </w:tr>
+      <w:tr>
+        <w:tc>
+          <w:tcPr>
+            <w:tcW w:type="dxa" w:w="2551"/>
+            <w:tcMar>
+              <w:top w:w="40" w:type="dxa"/>
+              <w:bottom w:w="40" w:type="dxa"/>
+              <w:start w:w="80" w:type="dxa"/>
+              <w:end w:w="80" w:type="dxa"/>
+            </w:tcMar>
+          </w:tcPr>
+          <w:p>
+            <w:r/>
+            <w:r>
+              <w:rPr>
+                <w:rFonts w:ascii="Arial" w:hAnsi="Arial"/>
+                <w:b/>
+                <w:sz w:val="22"/>
+              </w:rPr>
+              <w:t xml:space="preserve">NO. DAN TAJUK KEBOLEHAN TERAS / </w:t>
+            </w:r>
+            <w:r>
+              <w:rPr>
+                <w:rFonts w:ascii="Arial" w:hAnsi="Arial"/>
+                <w:b/>
+                <w:i/>
+                <w:sz w:val="22"/>
+              </w:rPr>
+              <w:t>CORE ABILITY NO. AND TITLE</w:t>
+            </w:r>
+          </w:p>
+        </w:tc>
+        <w:tc>
+          <w:tcPr>
+            <w:tcW w:type="dxa" w:w="2268"/>
+            <w:gridSpan w:val="2"/>
+            <w:tcMar>
+              <w:top w:w="40" w:type="dxa"/>
+              <w:bottom w:w="40" w:type="dxa"/>
+              <w:start w:w="80" w:type="dxa"/>
+              <w:end w:w="80" w:type="dxa"/>
+            </w:tcMar>
+            <w:tcMar>
+              <w:top w:w="40" w:type="dxa"/>
+              <w:bottom w:w="40" w:type="dxa"/>
+              <w:start w:w="80" w:type="dxa"/>
+              <w:end w:w="80" w:type="dxa"/>
+            </w:tcMar>
+          </w:tcPr>
+          <w:p>
+            <w:r/>
+            <w:r>
+              <w:rPr>
+                <w:rFonts w:ascii="Arial" w:hAnsi="Arial"/>
+                <w:b/>
+                <w:i w:val="0"/>
+                <w:sz w:val="22"/>
+              </w:rPr>
+              <w:t xml:space="preserve">CA04 KESEDARAN KESIHATAN, KESELAMATAN DAN ALAM SEKITAR </w:t>
+            </w:r>
+            <w:r>
+              <w:rPr>
+                <w:rFonts w:ascii="Arial" w:hAnsi="Arial"/>
+                <w:b/>
+                <w:i/>
+                <w:sz w:val="22"/>
+              </w:rPr>
+              <w:t>(HEALTH, SAFETY AND ENVIRONMENTAL AWARENESS)</w:t>
+            </w:r>
+          </w:p>
+        </w:tc>
+      </w:tr>
+      <w:tr>
+        <w:tc>
+          <w:tcPr>
+            <w:tcW w:type="dxa" w:w="2551"/>
+            <w:tcMar>
+              <w:top w:w="40" w:type="dxa"/>
+              <w:bottom w:w="40" w:type="dxa"/>
+              <w:start w:w="80" w:type="dxa"/>
+              <w:end w:w="80" w:type="dxa"/>
+            </w:tcMar>
+          </w:tcPr>
+          <w:p>
+            <w:r/>
+            <w:r>
+              <w:rPr>
+                <w:rFonts w:ascii="Arial" w:hAnsi="Arial"/>
+                <w:b/>
+                <w:sz w:val="22"/>
+              </w:rPr>
+              <w:t xml:space="preserve">NO. DAN PENYATAAN KEBOLEHAN / </w:t>
+            </w:r>
+            <w:r>
+              <w:rPr>
+                <w:rFonts w:ascii="Arial" w:hAnsi="Arial"/>
+                <w:b/>
+                <w:i/>
+                <w:sz w:val="22"/>
+              </w:rPr>
+              <w:t>ABILITY NO. AND STATEMENT</w:t>
+            </w:r>
+          </w:p>
+        </w:tc>
+        <w:tc>
+          <w:tcPr>
+            <w:tcW w:type="dxa" w:w="2268"/>
+            <w:gridSpan w:val="2"/>
+            <w:tcMar>
+              <w:top w:w="40" w:type="dxa"/>
+              <w:bottom w:w="40" w:type="dxa"/>
+              <w:start w:w="80" w:type="dxa"/>
+              <w:end w:w="80" w:type="dxa"/>
+            </w:tcMar>
+            <w:tcMar>
+              <w:top w:w="40" w:type="dxa"/>
+              <w:bottom w:w="40" w:type="dxa"/>
+              <w:start w:w="80" w:type="dxa"/>
+              <w:end w:w="80" w:type="dxa"/>
+            </w:tcMar>
+          </w:tcPr>
+          <w:p>
+            <w:r/>
+            <w:r>
+              <w:rPr>
+                <w:rFonts w:ascii="Arial" w:hAnsi="Arial"/>
+                <w:b/>
+                <w:i w:val="0"/>
+                <w:sz w:val="22"/>
+              </w:rPr>
+              <w:t xml:space="preserve">4.2 MEMATUHI AKTIVITI KESEDARAN KESELAMATAN </w:t>
+            </w:r>
+            <w:r>
+              <w:rPr>
+                <w:rFonts w:ascii="Arial" w:hAnsi="Arial"/>
+                <w:b/>
+                <w:i/>
+                <w:sz w:val="22"/>
+              </w:rPr>
+              <w:t>(ADHERE TO SAFETY AWARENESS ACTIVITY)</w:t>
+            </w:r>
+          </w:p>
+        </w:tc>
+      </w:tr>
+      <w:tr>
+        <w:tc>
+          <w:tcPr>
+            <w:tcW w:type="dxa" w:w="2551"/>
+            <w:tcMar>
+              <w:top w:w="40" w:type="dxa"/>
+              <w:bottom w:w="40" w:type="dxa"/>
+              <w:start w:w="80" w:type="dxa"/>
+              <w:end w:w="80" w:type="dxa"/>
+            </w:tcMar>
+          </w:tcPr>
+          <w:p>
+            <w:r/>
+            <w:r>
+              <w:rPr>
+                <w:rFonts w:ascii="Arial" w:hAnsi="Arial"/>
+                <w:b/>
+                <w:sz w:val="22"/>
+              </w:rPr>
+              <w:t xml:space="preserve">NO. KOD / </w:t>
+            </w:r>
+            <w:r>
+              <w:rPr>
+                <w:rFonts w:ascii="Arial" w:hAnsi="Arial"/>
+                <w:b/>
+                <w:i/>
+                <w:sz w:val="22"/>
+              </w:rPr>
+              <w:t>CODE NO.</w:t>
+            </w:r>
+          </w:p>
+        </w:tc>
+        <w:tc>
+          <w:tcPr>
+            <w:tcW w:type="dxa" w:w="4819"/>
+            <w:tcMar>
+              <w:top w:w="40" w:type="dxa"/>
+              <w:bottom w:w="40" w:type="dxa"/>
+              <w:start w:w="80" w:type="dxa"/>
+              <w:end w:w="80" w:type="dxa"/>
+            </w:tcMar>
+          </w:tcPr>
+          <w:p>
+            <w:r/>
+            <w:r>
+              <w:rPr>
+                <w:rFonts w:ascii="Arial" w:hAnsi="Arial"/>
+                <w:b/>
+                <w:i w:val="0"/>
+                <w:sz w:val="22"/>
+              </w:rPr>
+              <w:t>Z-009-1:2015-M04/P(3/5)</w:t>
+            </w:r>
+          </w:p>
+        </w:tc>
+        <w:tc>
+          <w:tcPr>
+            <w:tcW w:type="dxa" w:w="2268"/>
+            <w:tcMar>
+              <w:top w:w="40" w:type="dxa"/>
+              <w:bottom w:w="40" w:type="dxa"/>
+              <w:start w:w="80" w:type="dxa"/>
+              <w:end w:w="80" w:type="dxa"/>
+            </w:tcMar>
+          </w:tcPr>
+          <w:p>
+            <w:r/>
+            <w:r>
+              <w:rPr>
+                <w:rFonts w:ascii="Arial" w:hAnsi="Arial"/>
+                <w:b/>
+                <w:sz w:val="22"/>
+              </w:rPr>
+              <w:t xml:space="preserve">Mukasurat / </w:t>
+            </w:r>
+            <w:r>
+              <w:rPr>
+                <w:rFonts w:ascii="Arial" w:hAnsi="Arial"/>
+                <w:b/>
+                <w:i/>
+                <w:sz w:val="22"/>
+              </w:rPr>
+              <w:t>Page</w:t>
+            </w:r>
+            <w:r>
+              <w:rPr>
+                <w:rFonts w:ascii="Arial" w:hAnsi="Arial"/>
+                <w:b/>
+                <w:sz w:val="22"/>
+              </w:rPr>
+              <w:t xml:space="preserve"> : </w:t>
+            </w:r>
+            <w:r>
+              <w:rPr>
+                <w:rFonts w:ascii="Arial" w:hAnsi="Arial"/>
+                <w:b/>
+                <w:sz w:val="22"/>
+              </w:rPr>
+              <w:fldChar w:fldCharType="begin"/>
+              <w:instrText xml:space="preserve">PAGE</w:instrText>
+              <w:fldChar w:fldCharType="separate"/>
+              <w:t>1</w:t>
+              <w:fldChar w:fldCharType="end"/>
+            </w:r>
+          </w:p>
+          <w:p>
+            <w:r>
+              <w:rPr>
+                <w:rFonts w:ascii="Arial" w:hAnsi="Arial"/>
+                <w:b/>
+                <w:sz w:val="22"/>
+              </w:rPr>
+              <w:t xml:space="preserve">Drpd / </w:t>
+            </w:r>
+            <w:r>
+              <w:rPr>
+                <w:rFonts w:ascii="Arial" w:hAnsi="Arial"/>
+                <w:b/>
+                <w:i/>
+                <w:sz w:val="22"/>
+              </w:rPr>
+              <w:t>of</w:t>
+            </w:r>
+            <w:r>
+              <w:rPr>
+                <w:rFonts w:ascii="Arial" w:hAnsi="Arial"/>
+                <w:b/>
+                <w:sz w:val="22"/>
+              </w:rPr>
+              <w:t xml:space="preserve"> : </w:t>
+            </w:r>
+            <w:r>
+              <w:rPr>
+                <w:rFonts w:ascii="Arial" w:hAnsi="Arial"/>
+                <w:b/>
+                <w:sz w:val="22"/>
+              </w:rPr>
+              <w:fldChar w:fldCharType="begin"/>
+              <w:instrText xml:space="preserve">NUMPAGES</w:instrText>
+              <w:fldChar w:fldCharType="separate"/>
+              <w:t>1</w:t>
+              <w:fldChar w:fldCharType="end"/>
+            </w:r>
+          </w:p>
+        </w:tc>
+      </w:tr>
+    </w:tbl>
+    <w:p/>
     <w:p>
+      <w:pPr>
+        <w:spacing w:line="276" w:lineRule="auto" w:after="120"/>
+        <w:jc w:val="left"/>
+      </w:pPr>
       <w:r>
         <w:rPr>
-          <w:rFonts w:ascii="Arial" w:hAnsi="Arial"/>
+          <w:rFonts w:ascii="Arial" w:hAnsi="Arial" w:cs="Arial"/>
           <w:b/>
-          <w:sz w:val="24"/>
+          <w:color w:val="000000"/>
+          <w:sz w:val="22"/>
         </w:rPr>
         <w:t>TAJUK</w:t>
       </w:r>
       <w:r>
         <w:rPr>
-          <w:rFonts w:ascii="Arial" w:hAnsi="Arial"/>
+          <w:rFonts w:ascii="Arial" w:hAnsi="Arial" w:cs="Arial"/>
           <w:b/>
-          <w:sz w:val="24"/>
+          <w:color w:val="000000"/>
+          <w:sz w:val="22"/>
         </w:rPr>
         <w:t>/</w:t>
       </w:r>
       <w:r>
         <w:rPr>
-          <w:rFonts w:ascii="Arial" w:hAnsi="Arial"/>
+          <w:rFonts w:ascii="Arial" w:hAnsi="Arial" w:cs="Arial"/>
           <w:b/>
           <w:i/>
-          <w:sz w:val="24"/>
+          <w:color w:val="000000"/>
+          <w:sz w:val="22"/>
         </w:rPr>
         <w:t>TITLE</w:t>
       </w:r>
       <w:r>
         <w:rPr>
-          <w:rFonts w:ascii="Arial" w:hAnsi="Arial"/>
+          <w:rFonts w:ascii="Arial" w:hAnsi="Arial" w:cs="Arial"/>
           <w:b/>
-          <w:sz w:val="24"/>
+          <w:color w:val="000000"/>
+          <w:sz w:val="22"/>
         </w:rPr>
         <w:t>:</w:t>
       </w:r>
       <w:r>
+        <w:rPr>
+          <w:rFonts w:ascii="Arial" w:hAnsi="Arial" w:cs="Arial"/>
+          <w:color w:val="000000"/>
+          <w:sz w:val="22"/>
+        </w:rPr>
         <w:t xml:space="preserve">  </w:t>
       </w:r>
       <w:r>
         <w:rPr>
-          <w:rFonts w:ascii="Arial" w:hAnsi="Arial"/>
+          <w:rFonts w:ascii="Arial" w:hAnsi="Arial" w:cs="Arial"/>
           <w:b/>
-          <w:sz w:val="24"/>
+          <w:i w:val="0"/>
+          <w:color w:val="000000"/>
+          <w:sz w:val="22"/>
         </w:rPr>
-        <w:t>OPERASI MESIN SELAMAT *(SAFE MACHINE OPERATION)*</w:t>
+        <w:t xml:space="preserve">OPERASI MESIN SELAMAT </w:t>
+      </w:r>
+      <w:r>
+        <w:rPr>
+          <w:rFonts w:ascii="Arial" w:hAnsi="Arial" w:cs="Arial"/>
+          <w:b/>
+          <w:i/>
+          <w:color w:val="000000"/>
+          <w:sz w:val="22"/>
+        </w:rPr>
+        <w:t>(SAFE MACHINE OPERATION)</w:t>
       </w:r>
     </w:p>
     <w:p/>
     <w:p>
+      <w:pPr>
+        <w:spacing w:line="276" w:lineRule="auto" w:after="120"/>
+        <w:jc w:val="left"/>
+      </w:pPr>
       <w:r>
         <w:rPr>
-          <w:rFonts w:ascii="Arial" w:hAnsi="Arial"/>
+          <w:rFonts w:ascii="Arial" w:hAnsi="Arial" w:cs="Arial"/>
           <w:b/>
-          <w:sz w:val="24"/>
+          <w:color w:val="000000"/>
+          <w:sz w:val="22"/>
         </w:rPr>
         <w:t>TUJUAN</w:t>
       </w:r>
       <w:r>
         <w:rPr>
-          <w:rFonts w:ascii="Arial" w:hAnsi="Arial"/>
+          <w:rFonts w:ascii="Arial" w:hAnsi="Arial" w:cs="Arial"/>
           <w:b/>
-          <w:sz w:val="24"/>
+          <w:color w:val="000000"/>
+          <w:sz w:val="22"/>
         </w:rPr>
         <w:t>/</w:t>
       </w:r>
       <w:r>
         <w:rPr>
-          <w:rFonts w:ascii="Arial" w:hAnsi="Arial"/>
+          <w:rFonts w:ascii="Arial" w:hAnsi="Arial" w:cs="Arial"/>
           <w:b/>
           <w:i/>
-          <w:sz w:val="24"/>
+          <w:color w:val="000000"/>
+          <w:sz w:val="22"/>
         </w:rPr>
         <w:t>PURPOSE</w:t>
       </w:r>
       <w:r>
         <w:rPr>
-          <w:rFonts w:ascii="Arial" w:hAnsi="Arial"/>
+          <w:rFonts w:ascii="Arial" w:hAnsi="Arial" w:cs="Arial"/>
           <w:b/>
-          <w:sz w:val="24"/>
+          <w:color w:val="000000"/>
+          <w:sz w:val="22"/>
         </w:rPr>
         <w:t>:</w:t>
       </w:r>
@@ -87,13 +717,15 @@
     <w:p/>
     <w:p>
       <w:pPr>
-        <w:spacing w:after="160"/>
+        <w:spacing w:after="120" w:line="276" w:lineRule="auto"/>
+        <w:jc w:val="left"/>
       </w:pPr>
       <w:r>
         <w:rPr>
-          <w:rFonts w:ascii="Arial" w:hAnsi="Arial"/>
+          <w:rFonts w:ascii="Arial" w:hAnsi="Arial" w:cs="Arial"/>
           <w:b w:val="0"/>
           <w:i w:val="0"/>
+          <w:color w:val="000000"/>
           <w:sz w:val="22"/>
         </w:rPr>
         <w:t>Kertas Penerangan ini bertujuan menerangkan Operasi Mesin Selamat. Individu yang kompeten dalam CA ini mesti mampu mematuhi Akta Keselamatan dan Kesihatan serta Akta Kilang dan Jentera dan peraturannya, seterusnya mengurangkan pendedahan kepada bahaya dan risiko serta insiden kecederaan dan penyakit berkaitan kerja.</w:t>
@@ -101,130 +733,149 @@
     </w:p>
     <w:p>
       <w:pPr>
-        <w:spacing w:after="160"/>
+        <w:spacing w:after="120" w:line="276" w:lineRule="auto"/>
+        <w:jc w:val="left"/>
       </w:pPr>
       <w:r>
         <w:rPr>
-          <w:rFonts w:ascii="Arial" w:hAnsi="Arial"/>
+          <w:rFonts w:ascii="Arial" w:hAnsi="Arial" w:cs="Arial"/>
           <w:b/>
           <w:i w:val="0"/>
+          <w:color w:val="000000"/>
           <w:sz w:val="22"/>
         </w:rPr>
         <w:t>Nota konteks:</w:t>
       </w:r>
       <w:r>
         <w:rPr>
-          <w:rFonts w:ascii="Arial" w:hAnsi="Arial"/>
+          <w:rFonts w:ascii="Arial" w:hAnsi="Arial" w:cs="Arial"/>
           <w:b w:val="0"/>
           <w:i w:val="0"/>
+          <w:color w:val="000000"/>
           <w:sz w:val="22"/>
         </w:rPr>
         <w:t xml:space="preserve"> modul ini adalah bab pengawal-selamatan jentera (</w:t>
       </w:r>
       <w:r>
         <w:rPr>
-          <w:rFonts w:ascii="Arial" w:hAnsi="Arial"/>
+          <w:rFonts w:ascii="Arial" w:hAnsi="Arial" w:cs="Arial"/>
           <w:b w:val="0"/>
           <w:i/>
+          <w:color w:val="000000"/>
           <w:sz w:val="22"/>
         </w:rPr>
         <w:t>machine-safeguarding</w:t>
       </w:r>
       <w:r>
         <w:rPr>
-          <w:rFonts w:ascii="Arial" w:hAnsi="Arial"/>
+          <w:rFonts w:ascii="Arial" w:hAnsi="Arial" w:cs="Arial"/>
           <w:b w:val="0"/>
           <w:i w:val="0"/>
+          <w:color w:val="000000"/>
           <w:sz w:val="22"/>
         </w:rPr>
         <w:t xml:space="preserve">) wajib bagi semua NOSS di bawah JPK. Kandungan rasmi (fencing machinery, punch press, band-saw) berasal daripada persekitaran kilang/logam dan tidak wujud secara literal dalam studio penyuntingan video. Struktur dan tajuk dikekalkan sepenuhnya (kandungan wajib merentas semua vokasi); nota studio ditambah untuk menunjukkan peralatan pengeluaran video yang mempunyai bahaya gerakan mekanikal setanding — generator studio mudah alih, sistem </w:t>
       </w:r>
       <w:r>
         <w:rPr>
-          <w:rFonts w:ascii="Arial" w:hAnsi="Arial"/>
+          <w:rFonts w:ascii="Arial" w:hAnsi="Arial" w:cs="Arial"/>
           <w:b w:val="0"/>
           <w:i/>
+          <w:color w:val="000000"/>
           <w:sz w:val="22"/>
         </w:rPr>
         <w:t>rigging</w:t>
       </w:r>
       <w:r>
         <w:rPr>
-          <w:rFonts w:ascii="Arial" w:hAnsi="Arial"/>
+          <w:rFonts w:ascii="Arial" w:hAnsi="Arial" w:cs="Arial"/>
           <w:b w:val="0"/>
           <w:i w:val="0"/>
+          <w:color w:val="000000"/>
           <w:sz w:val="22"/>
         </w:rPr>
         <w:t>/</w:t>
       </w:r>
       <w:r>
         <w:rPr>
-          <w:rFonts w:ascii="Arial" w:hAnsi="Arial"/>
+          <w:rFonts w:ascii="Arial" w:hAnsi="Arial" w:cs="Arial"/>
           <w:b w:val="0"/>
           <w:i/>
+          <w:color w:val="000000"/>
           <w:sz w:val="22"/>
         </w:rPr>
         <w:t>truss</w:t>
       </w:r>
       <w:r>
         <w:rPr>
-          <w:rFonts w:ascii="Arial" w:hAnsi="Arial"/>
+          <w:rFonts w:ascii="Arial" w:hAnsi="Arial" w:cs="Arial"/>
           <w:b w:val="0"/>
           <w:i w:val="0"/>
+          <w:color w:val="000000"/>
           <w:sz w:val="22"/>
         </w:rPr>
         <w:t xml:space="preserve"> lampu, dan mesin </w:t>
       </w:r>
       <w:r>
         <w:rPr>
-          <w:rFonts w:ascii="Arial" w:hAnsi="Arial"/>
+          <w:rFonts w:ascii="Arial" w:hAnsi="Arial" w:cs="Arial"/>
           <w:b w:val="0"/>
           <w:i/>
+          <w:color w:val="000000"/>
           <w:sz w:val="22"/>
         </w:rPr>
         <w:t>scanner</w:t>
       </w:r>
       <w:r>
         <w:rPr>
-          <w:rFonts w:ascii="Arial" w:hAnsi="Arial"/>
+          <w:rFonts w:ascii="Arial" w:hAnsi="Arial" w:cs="Arial"/>
           <w:b w:val="0"/>
           <w:i w:val="0"/>
+          <w:color w:val="000000"/>
           <w:sz w:val="22"/>
         </w:rPr>
         <w:t xml:space="preserve"> pita/filem arkib.</w:t>
       </w:r>
     </w:p>
     <w:p>
+      <w:pPr>
+        <w:spacing w:line="276" w:lineRule="auto" w:after="120"/>
+        <w:jc w:val="left"/>
+      </w:pPr>
       <w:r>
         <w:rPr>
-          <w:rFonts w:ascii="Arial" w:hAnsi="Arial"/>
+          <w:rFonts w:ascii="Arial" w:hAnsi="Arial" w:cs="Arial"/>
           <w:b/>
-          <w:sz w:val="24"/>
+          <w:color w:val="000000"/>
+          <w:sz w:val="22"/>
         </w:rPr>
         <w:t>PENERANGAN</w:t>
       </w:r>
       <w:r>
         <w:rPr>
-          <w:rFonts w:ascii="Arial" w:hAnsi="Arial"/>
+          <w:rFonts w:ascii="Arial" w:hAnsi="Arial" w:cs="Arial"/>
           <w:b/>
-          <w:sz w:val="24"/>
+          <w:color w:val="000000"/>
+          <w:sz w:val="22"/>
         </w:rPr>
         <w:t>/</w:t>
       </w:r>
       <w:r>
         <w:rPr>
-          <w:rFonts w:ascii="Arial" w:hAnsi="Arial"/>
+          <w:rFonts w:ascii="Arial" w:hAnsi="Arial" w:cs="Arial"/>
           <w:b/>
           <w:i/>
-          <w:sz w:val="24"/>
+          <w:color w:val="000000"/>
+          <w:sz w:val="22"/>
         </w:rPr>
         <w:t>INFORMATION</w:t>
       </w:r>
       <w:r>
         <w:rPr>
-          <w:rFonts w:ascii="Arial" w:hAnsi="Arial"/>
+          <w:rFonts w:ascii="Arial" w:hAnsi="Arial" w:cs="Arial"/>
           <w:b/>
-          <w:sz w:val="24"/>
+          <w:color w:val="000000"/>
+          <w:sz w:val="22"/>
         </w:rPr>
         <w:t>:</w:t>
       </w:r>
@@ -232,72 +883,81 @@
     <w:p/>
     <w:p>
       <w:pPr>
-        <w:spacing w:before="200"/>
+        <w:spacing w:before="120" w:after="120" w:line="276" w:lineRule="auto"/>
+        <w:jc w:val="left"/>
       </w:pPr>
       <w:r>
         <w:rPr>
-          <w:rFonts w:ascii="Arial" w:hAnsi="Arial"/>
+          <w:rFonts w:ascii="Arial" w:hAnsi="Arial" w:cs="Arial"/>
           <w:b/>
           <w:i w:val="0"/>
-          <w:sz w:val="24"/>
+          <w:color w:val="000000"/>
+          <w:sz w:val="22"/>
         </w:rPr>
         <w:t xml:space="preserve">1. Pengenalan </w:t>
       </w:r>
       <w:r>
         <w:rPr>
-          <w:rFonts w:ascii="Arial" w:hAnsi="Arial"/>
+          <w:rFonts w:ascii="Arial" w:hAnsi="Arial" w:cs="Arial"/>
           <w:b/>
           <w:i/>
-          <w:sz w:val="24"/>
+          <w:color w:val="000000"/>
+          <w:sz w:val="22"/>
         </w:rPr>
         <w:t>(Introduction)</w:t>
       </w:r>
     </w:p>
     <w:p>
       <w:pPr>
-        <w:spacing w:after="160"/>
+        <w:spacing w:after="120" w:line="276" w:lineRule="auto"/>
+        <w:jc w:val="left"/>
       </w:pPr>
       <w:r>
         <w:rPr>
-          <w:rFonts w:ascii="Arial" w:hAnsi="Arial"/>
+          <w:rFonts w:ascii="Arial" w:hAnsi="Arial" w:cs="Arial"/>
           <w:b w:val="0"/>
           <w:i w:val="0"/>
+          <w:color w:val="000000"/>
           <w:sz w:val="22"/>
         </w:rPr>
         <w:t>Bahaya operasi mesin dan peralatan adalah pelbagai. Bahaya paling ketara berpunca daripada pergerakan mesin (</w:t>
       </w:r>
       <w:r>
         <w:rPr>
-          <w:rFonts w:ascii="Arial" w:hAnsi="Arial"/>
+          <w:rFonts w:ascii="Arial" w:hAnsi="Arial" w:cs="Arial"/>
           <w:b w:val="0"/>
           <w:i/>
+          <w:color w:val="000000"/>
           <w:sz w:val="22"/>
         </w:rPr>
         <w:t>machine motion</w:t>
       </w:r>
       <w:r>
         <w:rPr>
-          <w:rFonts w:ascii="Arial" w:hAnsi="Arial"/>
+          <w:rFonts w:ascii="Arial" w:hAnsi="Arial" w:cs="Arial"/>
           <w:b w:val="0"/>
           <w:i w:val="0"/>
+          <w:color w:val="000000"/>
           <w:sz w:val="22"/>
         </w:rPr>
         <w:t>), tertumpu pada titik operasi (</w:t>
       </w:r>
       <w:r>
         <w:rPr>
-          <w:rFonts w:ascii="Arial" w:hAnsi="Arial"/>
+          <w:rFonts w:ascii="Arial" w:hAnsi="Arial" w:cs="Arial"/>
           <w:b w:val="0"/>
           <w:i/>
+          <w:color w:val="000000"/>
           <w:sz w:val="22"/>
         </w:rPr>
         <w:t>point-of-operation</w:t>
       </w:r>
       <w:r>
         <w:rPr>
-          <w:rFonts w:ascii="Arial" w:hAnsi="Arial"/>
+          <w:rFonts w:ascii="Arial" w:hAnsi="Arial" w:cs="Arial"/>
           <w:b w:val="0"/>
           <w:i w:val="0"/>
+          <w:color w:val="000000"/>
           <w:sz w:val="22"/>
         </w:rPr>
         <w:t>) tetapi juga boleh berlaku di belakang, tepi atau atas mesin.</w:t>
@@ -305,91 +965,143 @@
     </w:p>
     <w:p>
       <w:pPr>
-        <w:spacing w:after="160"/>
+        <w:spacing w:after="120" w:line="276" w:lineRule="auto"/>
+        <w:jc w:val="left"/>
       </w:pPr>
       <w:r>
         <w:rPr>
-          <w:rFonts w:ascii="Arial" w:hAnsi="Arial"/>
+          <w:rFonts w:ascii="Arial" w:hAnsi="Arial" w:cs="Arial"/>
           <w:b/>
           <w:i w:val="0"/>
+          <w:color w:val="000000"/>
           <w:sz w:val="22"/>
         </w:rPr>
-        <w:t>1.1 Gerakan berputar *(Rotating motion)</w:t>
+        <w:t xml:space="preserve">1.1 Gerakan berputar </w:t>
       </w:r>
       <w:r>
         <w:rPr>
-          <w:rFonts w:ascii="Arial" w:hAnsi="Arial"/>
+          <w:rFonts w:ascii="Arial" w:hAnsi="Arial" w:cs="Arial"/>
+          <w:b/>
+          <w:i/>
+          <w:color w:val="000000"/>
+          <w:sz w:val="22"/>
+        </w:rPr>
+        <w:t>(Rotating motion)</w:t>
+      </w:r>
+      <w:r>
+        <w:rPr>
+          <w:rFonts w:ascii="Arial" w:hAnsi="Arial" w:cs="Arial"/>
           <w:b w:val="0"/>
-          <w:i/>
+          <w:i w:val="0"/>
+          <w:color w:val="000000"/>
           <w:sz w:val="22"/>
         </w:rPr>
         <w:t xml:space="preserve"> — kolar, gandingan, cam, klac, roda tenaga, hujung aci, skru penetap dan gelendong boleh berbahaya dengan menarik pakaian atau memaksa lengan/tangan ke kedudukan berbahaya. Bahagian berputar juga mewujudkan titik cubit (</w:t>
       </w:r>
       <w:r>
         <w:rPr>
-          <w:rFonts w:ascii="Arial" w:hAnsi="Arial"/>
+          <w:rFonts w:ascii="Arial" w:hAnsi="Arial" w:cs="Arial"/>
+          <w:b w:val="0"/>
+          <w:i/>
+          <w:color w:val="000000"/>
+          <w:sz w:val="22"/>
+        </w:rPr>
+        <w:t>nip point</w:t>
+      </w:r>
+      <w:r>
+        <w:rPr>
+          <w:rFonts w:ascii="Arial" w:hAnsi="Arial" w:cs="Arial"/>
           <w:b w:val="0"/>
           <w:i w:val="0"/>
+          <w:color w:val="000000"/>
           <w:sz w:val="22"/>
         </w:rPr>
-        <w:t>nip point*) apabila dua bahagian bergerak berdekatan (cth: dua gear, dua bar bergolek, rantai dan gear).</w:t>
+        <w:t>) apabila dua bahagian bergerak berdekatan (cth: dua gear, dua bar bergolek, rantai dan gear).</w:t>
       </w:r>
     </w:p>
     <w:p>
       <w:pPr>
-        <w:spacing w:after="160"/>
+        <w:spacing w:after="120" w:line="276" w:lineRule="auto"/>
+        <w:jc w:val="left"/>
       </w:pPr>
       <w:r>
         <w:rPr>
-          <w:rFonts w:ascii="Arial" w:hAnsi="Arial"/>
+          <w:rFonts w:ascii="Arial" w:hAnsi="Arial" w:cs="Arial"/>
           <w:b/>
           <w:i w:val="0"/>
+          <w:color w:val="000000"/>
           <w:sz w:val="22"/>
         </w:rPr>
-        <w:t>1.2 Gerakan bolak-balik *(Reciprocating motion)</w:t>
+        <w:t xml:space="preserve">1.2 Gerakan bolak-balik </w:t>
       </w:r>
       <w:r>
         <w:rPr>
-          <w:rFonts w:ascii="Arial" w:hAnsi="Arial"/>
+          <w:rFonts w:ascii="Arial" w:hAnsi="Arial" w:cs="Arial"/>
+          <w:b/>
+          <w:i/>
+          <w:color w:val="000000"/>
+          <w:sz w:val="22"/>
+        </w:rPr>
+        <w:t>(Reciprocating motion)</w:t>
+      </w:r>
+      <w:r>
+        <w:rPr>
+          <w:rFonts w:ascii="Arial" w:hAnsi="Arial" w:cs="Arial"/>
           <w:b w:val="0"/>
           <w:i w:val="0"/>
+          <w:color w:val="000000"/>
           <w:sz w:val="22"/>
         </w:rPr>
-        <w:t>* — pekerja boleh cedera akibat gerakan bolak-balik atau naik-turun apabila terpukul atau tersepit antara bahagian bergerak dan pegun (cth: mata gergaji, pisau).</w:t>
+        <w:t xml:space="preserve"> — pekerja boleh cedera akibat gerakan bolak-balik atau naik-turun apabila terpukul atau tersepit antara bahagian bergerak dan pegun (cth: mata gergaji, pisau).</w:t>
       </w:r>
     </w:p>
     <w:p>
       <w:pPr>
-        <w:spacing w:after="160"/>
+        <w:spacing w:after="120" w:line="276" w:lineRule="auto"/>
+        <w:jc w:val="left"/>
       </w:pPr>
       <w:r>
         <w:rPr>
-          <w:rFonts w:ascii="Arial" w:hAnsi="Arial"/>
+          <w:rFonts w:ascii="Arial" w:hAnsi="Arial" w:cs="Arial"/>
           <w:b/>
           <w:i w:val="0"/>
+          <w:color w:val="000000"/>
           <w:sz w:val="22"/>
         </w:rPr>
-        <w:t>1.3 Gerakan melintang *(Transverse motion)</w:t>
+        <w:t xml:space="preserve">1.3 Gerakan melintang </w:t>
       </w:r>
       <w:r>
         <w:rPr>
-          <w:rFonts w:ascii="Arial" w:hAnsi="Arial"/>
+          <w:rFonts w:ascii="Arial" w:hAnsi="Arial" w:cs="Arial"/>
+          <w:b/>
+          <w:i/>
+          <w:color w:val="000000"/>
+          <w:sz w:val="22"/>
+        </w:rPr>
+        <w:t>(Transverse motion)</w:t>
+      </w:r>
+      <w:r>
+        <w:rPr>
+          <w:rFonts w:ascii="Arial" w:hAnsi="Arial" w:cs="Arial"/>
           <w:b w:val="0"/>
           <w:i w:val="0"/>
+          <w:color w:val="000000"/>
           <w:sz w:val="22"/>
         </w:rPr>
-        <w:t>* — pergerakan garis lurus berterusan; pekerja boleh terpukul atau tersepit pada titik cubit/ricih oleh bahagian bergerak.</w:t>
+        <w:t xml:space="preserve"> — pergerakan garis lurus berterusan; pekerja boleh terpukul atau tersepit pada titik cubit/ricih oleh bahagian bergerak.</w:t>
       </w:r>
     </w:p>
     <w:p>
       <w:pPr>
-        <w:spacing w:after="160"/>
+        <w:spacing w:after="120" w:line="276" w:lineRule="auto"/>
+        <w:jc w:val="left"/>
       </w:pPr>
       <w:r>
         <w:rPr>
-          <w:rFonts w:ascii="Arial" w:hAnsi="Arial"/>
+          <w:rFonts w:ascii="Arial" w:hAnsi="Arial" w:cs="Arial"/>
           <w:b w:val="0"/>
           <w:i w:val="0"/>
+          <w:color w:val="000000"/>
           <w:sz w:val="22"/>
         </w:rPr>
         <w:t>Mengapa pengawal-selamatan penting? Mustahil meramal tindakan manusia di sekeliling jentera berkuasa, tidak kira tahap pengalaman atau latihan. Pengawal-selamatan yang berkesan melindungi daripada kesilapan manusia dan kelalaian pertimbangan, serta sentuhan tidak sengaja dengan bahagian bergerak.</w:t>
@@ -397,94 +1109,105 @@
     </w:p>
     <w:p>
       <w:pPr>
-        <w:spacing w:after="160"/>
+        <w:spacing w:after="120" w:line="276" w:lineRule="auto"/>
+        <w:jc w:val="left"/>
       </w:pPr>
       <w:r>
         <w:rPr>
-          <w:rFonts w:ascii="Arial" w:hAnsi="Arial"/>
+          <w:rFonts w:ascii="Arial" w:hAnsi="Arial" w:cs="Arial"/>
           <w:b w:val="0"/>
           <w:i/>
+          <w:color w:val="000000"/>
           <w:sz w:val="22"/>
         </w:rPr>
         <w:t>Contoh sebenar daripada teks rasmi (disalin, digunakan sebagai amaran sejarah kes):</w:t>
       </w:r>
       <w:r>
         <w:rPr>
-          <w:rFonts w:ascii="Arial" w:hAnsi="Arial"/>
+          <w:rFonts w:ascii="Arial" w:hAnsi="Arial" w:cs="Arial"/>
           <w:b w:val="0"/>
           <w:i w:val="0"/>
+          <w:color w:val="000000"/>
           <w:sz w:val="22"/>
         </w:rPr>
         <w:t xml:space="preserve"> seorang </w:t>
       </w:r>
       <w:r>
         <w:rPr>
-          <w:rFonts w:ascii="Arial" w:hAnsi="Arial"/>
+          <w:rFonts w:ascii="Arial" w:hAnsi="Arial" w:cs="Arial"/>
           <w:b w:val="0"/>
           <w:i/>
+          <w:color w:val="000000"/>
           <w:sz w:val="22"/>
         </w:rPr>
         <w:t>millwright</w:t>
       </w:r>
       <w:r>
         <w:rPr>
-          <w:rFonts w:ascii="Arial" w:hAnsi="Arial"/>
+          <w:rFonts w:ascii="Arial" w:hAnsi="Arial" w:cs="Arial"/>
           <w:b w:val="0"/>
           <w:i w:val="0"/>
+          <w:color w:val="000000"/>
           <w:sz w:val="22"/>
         </w:rPr>
         <w:t xml:space="preserve"> tertarik masuk ke dalam pemacu ekor konveyor belt yang tidak dilindungi semasa melaraskan konveyor dan mengalami kecederaan hancur maut; seorang pekerja muda kehilangan kedua-dua tangan apabila mesin </w:t>
       </w:r>
       <w:r>
         <w:rPr>
-          <w:rFonts w:ascii="Arial" w:hAnsi="Arial"/>
+          <w:rFonts w:ascii="Arial" w:hAnsi="Arial" w:cs="Arial"/>
           <w:b w:val="0"/>
           <w:i/>
+          <w:color w:val="000000"/>
           <w:sz w:val="22"/>
         </w:rPr>
         <w:t>guillotine shear</w:t>
       </w:r>
       <w:r>
         <w:rPr>
-          <w:rFonts w:ascii="Arial" w:hAnsi="Arial"/>
+          <w:rFonts w:ascii="Arial" w:hAnsi="Arial" w:cs="Arial"/>
           <w:b w:val="0"/>
           <w:i w:val="0"/>
+          <w:color w:val="000000"/>
           <w:sz w:val="22"/>
         </w:rPr>
         <w:t xml:space="preserve"> bergerak tanpa dijangka semasa memasukkan getah kepingan; seorang pemotong balak </w:t>
       </w:r>
       <w:r>
         <w:rPr>
-          <w:rFonts w:ascii="Arial" w:hAnsi="Arial"/>
+          <w:rFonts w:ascii="Arial" w:hAnsi="Arial" w:cs="Arial"/>
           <w:b w:val="0"/>
           <w:i/>
+          <w:color w:val="000000"/>
           <w:sz w:val="22"/>
         </w:rPr>
         <w:t>green chain</w:t>
       </w:r>
       <w:r>
         <w:rPr>
-          <w:rFonts w:ascii="Arial" w:hAnsi="Arial"/>
+          <w:rFonts w:ascii="Arial" w:hAnsi="Arial" w:cs="Arial"/>
           <w:b w:val="0"/>
           <w:i w:val="0"/>
+          <w:color w:val="000000"/>
           <w:sz w:val="22"/>
         </w:rPr>
         <w:t xml:space="preserve"> tercekik apabila pakaian longgar tersangkut pada </w:t>
       </w:r>
       <w:r>
         <w:rPr>
-          <w:rFonts w:ascii="Arial" w:hAnsi="Arial"/>
+          <w:rFonts w:ascii="Arial" w:hAnsi="Arial" w:cs="Arial"/>
           <w:b w:val="0"/>
           <w:i/>
+          <w:color w:val="000000"/>
           <w:sz w:val="22"/>
         </w:rPr>
         <w:t>keyway</w:t>
       </w:r>
       <w:r>
         <w:rPr>
-          <w:rFonts w:ascii="Arial" w:hAnsi="Arial"/>
+          <w:rFonts w:ascii="Arial" w:hAnsi="Arial" w:cs="Arial"/>
           <w:b w:val="0"/>
           <w:i w:val="0"/>
+          <w:color w:val="000000"/>
           <w:sz w:val="22"/>
         </w:rPr>
         <w:t xml:space="preserve"> terdedah pada aci berputar perlahan.</w:t>
@@ -492,148 +1215,165 @@
     </w:p>
     <w:p>
       <w:pPr>
-        <w:spacing w:after="160"/>
+        <w:spacing w:after="120" w:line="276" w:lineRule="auto"/>
+        <w:jc w:val="left"/>
       </w:pPr>
       <w:r>
         <w:rPr>
-          <w:rFonts w:ascii="Arial" w:hAnsi="Arial"/>
+          <w:rFonts w:ascii="Arial" w:hAnsi="Arial" w:cs="Arial"/>
           <w:b/>
           <w:i w:val="0"/>
+          <w:color w:val="000000"/>
           <w:sz w:val="22"/>
         </w:rPr>
         <w:t>Konteks pengeluaran video:</w:t>
       </w:r>
       <w:r>
         <w:rPr>
-          <w:rFonts w:ascii="Arial" w:hAnsi="Arial"/>
+          <w:rFonts w:ascii="Arial" w:hAnsi="Arial" w:cs="Arial"/>
           <w:b w:val="0"/>
           <w:i w:val="0"/>
+          <w:color w:val="000000"/>
           <w:sz w:val="22"/>
         </w:rPr>
         <w:t xml:space="preserve"> contoh kes di atas berkaitan pengendalian mesin kilang, tetapi prinsip yang sama terpakai kepada generator mudah alih (elemen berputar, tali sawat/</w:t>
       </w:r>
       <w:r>
         <w:rPr>
-          <w:rFonts w:ascii="Arial" w:hAnsi="Arial"/>
+          <w:rFonts w:ascii="Arial" w:hAnsi="Arial" w:cs="Arial"/>
           <w:b w:val="0"/>
           <w:i/>
+          <w:color w:val="000000"/>
           <w:sz w:val="22"/>
         </w:rPr>
         <w:t>belt-drive</w:t>
       </w:r>
       <w:r>
         <w:rPr>
-          <w:rFonts w:ascii="Arial" w:hAnsi="Arial"/>
+          <w:rFonts w:ascii="Arial" w:hAnsi="Arial" w:cs="Arial"/>
           <w:b w:val="0"/>
           <w:i w:val="0"/>
+          <w:color w:val="000000"/>
           <w:sz w:val="22"/>
         </w:rPr>
         <w:t>) yang digunakan semasa penggambaran luar (</w:t>
       </w:r>
       <w:r>
         <w:rPr>
-          <w:rFonts w:ascii="Arial" w:hAnsi="Arial"/>
+          <w:rFonts w:ascii="Arial" w:hAnsi="Arial" w:cs="Arial"/>
           <w:b w:val="0"/>
           <w:i/>
+          <w:color w:val="000000"/>
           <w:sz w:val="22"/>
         </w:rPr>
         <w:t>outdoor shoot</w:t>
       </w:r>
       <w:r>
         <w:rPr>
-          <w:rFonts w:ascii="Arial" w:hAnsi="Arial"/>
+          <w:rFonts w:ascii="Arial" w:hAnsi="Arial" w:cs="Arial"/>
           <w:b w:val="0"/>
           <w:i w:val="0"/>
+          <w:color w:val="000000"/>
           <w:sz w:val="22"/>
         </w:rPr>
         <w:t xml:space="preserve">) dan sistem </w:t>
       </w:r>
       <w:r>
         <w:rPr>
-          <w:rFonts w:ascii="Arial" w:hAnsi="Arial"/>
+          <w:rFonts w:ascii="Arial" w:hAnsi="Arial" w:cs="Arial"/>
           <w:b w:val="0"/>
           <w:i/>
+          <w:color w:val="000000"/>
           <w:sz w:val="22"/>
         </w:rPr>
         <w:t>rigging</w:t>
       </w:r>
       <w:r>
         <w:rPr>
-          <w:rFonts w:ascii="Arial" w:hAnsi="Arial"/>
+          <w:rFonts w:ascii="Arial" w:hAnsi="Arial" w:cs="Arial"/>
           <w:b w:val="0"/>
           <w:i w:val="0"/>
+          <w:color w:val="000000"/>
           <w:sz w:val="22"/>
         </w:rPr>
         <w:t>/</w:t>
       </w:r>
       <w:r>
         <w:rPr>
-          <w:rFonts w:ascii="Arial" w:hAnsi="Arial"/>
+          <w:rFonts w:ascii="Arial" w:hAnsi="Arial" w:cs="Arial"/>
           <w:b w:val="0"/>
           <w:i/>
+          <w:color w:val="000000"/>
           <w:sz w:val="22"/>
         </w:rPr>
         <w:t>truss</w:t>
       </w:r>
       <w:r>
         <w:rPr>
-          <w:rFonts w:ascii="Arial" w:hAnsi="Arial"/>
+          <w:rFonts w:ascii="Arial" w:hAnsi="Arial" w:cs="Arial"/>
           <w:b w:val="0"/>
           <w:i w:val="0"/>
+          <w:color w:val="000000"/>
           <w:sz w:val="22"/>
         </w:rPr>
         <w:t xml:space="preserve"> lampu yang mempunyai mekanisme </w:t>
       </w:r>
       <w:r>
         <w:rPr>
-          <w:rFonts w:ascii="Arial" w:hAnsi="Arial"/>
+          <w:rFonts w:ascii="Arial" w:hAnsi="Arial" w:cs="Arial"/>
           <w:b w:val="0"/>
           <w:i/>
+          <w:color w:val="000000"/>
           <w:sz w:val="22"/>
         </w:rPr>
         <w:t>winch</w:t>
       </w:r>
       <w:r>
         <w:rPr>
-          <w:rFonts w:ascii="Arial" w:hAnsi="Arial"/>
+          <w:rFonts w:ascii="Arial" w:hAnsi="Arial" w:cs="Arial"/>
           <w:b w:val="0"/>
           <w:i w:val="0"/>
+          <w:color w:val="000000"/>
           <w:sz w:val="22"/>
         </w:rPr>
         <w:t xml:space="preserve">/kekili berputar — pekerja yang memakai pakaian longgar atau tali leher lanyard berhampiran </w:t>
       </w:r>
       <w:r>
         <w:rPr>
-          <w:rFonts w:ascii="Arial" w:hAnsi="Arial"/>
+          <w:rFonts w:ascii="Arial" w:hAnsi="Arial" w:cs="Arial"/>
           <w:b w:val="0"/>
           <w:i/>
+          <w:color w:val="000000"/>
           <w:sz w:val="22"/>
         </w:rPr>
         <w:t>winch</w:t>
       </w:r>
       <w:r>
         <w:rPr>
-          <w:rFonts w:ascii="Arial" w:hAnsi="Arial"/>
+          <w:rFonts w:ascii="Arial" w:hAnsi="Arial" w:cs="Arial"/>
           <w:b w:val="0"/>
           <w:i w:val="0"/>
+          <w:color w:val="000000"/>
           <w:sz w:val="22"/>
         </w:rPr>
         <w:t xml:space="preserve"> rigging berisiko sama seperti pekerja </w:t>
       </w:r>
       <w:r>
         <w:rPr>
-          <w:rFonts w:ascii="Arial" w:hAnsi="Arial"/>
+          <w:rFonts w:ascii="Arial" w:hAnsi="Arial" w:cs="Arial"/>
           <w:b w:val="0"/>
           <w:i/>
+          <w:color w:val="000000"/>
           <w:sz w:val="22"/>
         </w:rPr>
         <w:t>green chain</w:t>
       </w:r>
       <w:r>
         <w:rPr>
-          <w:rFonts w:ascii="Arial" w:hAnsi="Arial"/>
+          <w:rFonts w:ascii="Arial" w:hAnsi="Arial" w:cs="Arial"/>
           <w:b w:val="0"/>
           <w:i w:val="0"/>
+          <w:color w:val="000000"/>
           <w:sz w:val="22"/>
         </w:rPr>
         <w:t xml:space="preserve"> di atas.</w:t>
@@ -641,45 +1381,51 @@
     </w:p>
     <w:p>
       <w:pPr>
-        <w:spacing w:before="200"/>
+        <w:spacing w:before="120" w:after="120" w:line="276" w:lineRule="auto"/>
+        <w:jc w:val="left"/>
       </w:pPr>
       <w:r>
         <w:rPr>
-          <w:rFonts w:ascii="Arial" w:hAnsi="Arial"/>
+          <w:rFonts w:ascii="Arial" w:hAnsi="Arial" w:cs="Arial"/>
           <w:b/>
           <w:i w:val="0"/>
-          <w:sz w:val="24"/>
+          <w:color w:val="000000"/>
+          <w:sz w:val="22"/>
         </w:rPr>
         <w:t xml:space="preserve">2. Pemagaran Jentera </w:t>
       </w:r>
       <w:r>
         <w:rPr>
-          <w:rFonts w:ascii="Arial" w:hAnsi="Arial"/>
+          <w:rFonts w:ascii="Arial" w:hAnsi="Arial" w:cs="Arial"/>
           <w:b/>
           <w:i/>
-          <w:sz w:val="24"/>
+          <w:color w:val="000000"/>
+          <w:sz w:val="22"/>
         </w:rPr>
         <w:t>(Fencing Machinery)</w:t>
       </w:r>
     </w:p>
     <w:p>
       <w:pPr>
-        <w:spacing w:after="160"/>
+        <w:spacing w:after="120" w:line="276" w:lineRule="auto"/>
+        <w:jc w:val="left"/>
       </w:pPr>
       <w:r>
         <w:rPr>
-          <w:rFonts w:ascii="Arial" w:hAnsi="Arial"/>
+          <w:rFonts w:ascii="Arial" w:hAnsi="Arial" w:cs="Arial"/>
           <w:b/>
           <w:i w:val="0"/>
+          <w:color w:val="000000"/>
           <w:sz w:val="22"/>
         </w:rPr>
         <w:t>2.1</w:t>
       </w:r>
       <w:r>
         <w:rPr>
-          <w:rFonts w:ascii="Arial" w:hAnsi="Arial"/>
+          <w:rFonts w:ascii="Arial" w:hAnsi="Arial" w:cs="Arial"/>
           <w:b w:val="0"/>
           <w:i w:val="0"/>
+          <w:color w:val="000000"/>
           <w:sz w:val="22"/>
         </w:rPr>
         <w:t xml:space="preserve"> Setiap bahagian berbahaya bagi setiap mesin pemacu, penggerak utama dan jentera penghantaran mesti dipagar dengan selamat mengikut Peraturan-Peraturan ini: dengan syarat jika Ketua Pemeriksa berpuas hati terdapat peranti keselamatan yang sesuai, beliau boleh mengarahkan peranti jenis itu disediakan.</w:t>
@@ -687,22 +1433,25 @@
     </w:p>
     <w:p>
       <w:pPr>
-        <w:spacing w:after="160"/>
+        <w:spacing w:after="120" w:line="276" w:lineRule="auto"/>
+        <w:jc w:val="left"/>
       </w:pPr>
       <w:r>
         <w:rPr>
-          <w:rFonts w:ascii="Arial" w:hAnsi="Arial"/>
+          <w:rFonts w:ascii="Arial" w:hAnsi="Arial" w:cs="Arial"/>
           <w:b/>
           <w:i w:val="0"/>
+          <w:color w:val="000000"/>
           <w:sz w:val="22"/>
         </w:rPr>
         <w:t>2.2</w:t>
       </w:r>
       <w:r>
         <w:rPr>
-          <w:rFonts w:ascii="Arial" w:hAnsi="Arial"/>
+          <w:rFonts w:ascii="Arial" w:hAnsi="Arial" w:cs="Arial"/>
           <w:b w:val="0"/>
           <w:i w:val="0"/>
+          <w:color w:val="000000"/>
           <w:sz w:val="22"/>
         </w:rPr>
         <w:t xml:space="preserve"> Jika Ketua Pemeriksa berpuas hati atas sebab-sebab khas pematuhan sesuatu Peraturan adalah tidak perlu atau tidak praktikal, beliau boleh dengan sijil bertulis mengecualikan keseluruhan atau sebahagian jentera daripada peruntukan peraturan tersebut.</w:t>
@@ -710,150 +1459,209 @@
     </w:p>
     <w:p>
       <w:pPr>
-        <w:spacing w:after="160"/>
+        <w:spacing w:after="120" w:line="276" w:lineRule="auto"/>
+        <w:jc w:val="left"/>
       </w:pPr>
       <w:r>
         <w:rPr>
-          <w:rFonts w:ascii="Arial" w:hAnsi="Arial"/>
+          <w:rFonts w:ascii="Arial" w:hAnsi="Arial" w:cs="Arial"/>
           <w:b/>
           <w:i w:val="0"/>
+          <w:color w:val="000000"/>
           <w:sz w:val="22"/>
         </w:rPr>
-        <w:t>2.3 Bukaan pada pagar *(Opening in fence)</w:t>
+        <w:t xml:space="preserve">2.3 Bukaan pada pagar </w:t>
       </w:r>
       <w:r>
         <w:rPr>
-          <w:rFonts w:ascii="Arial" w:hAnsi="Arial"/>
+          <w:rFonts w:ascii="Arial" w:hAnsi="Arial" w:cs="Arial"/>
+          <w:b/>
+          <w:i/>
+          <w:color w:val="000000"/>
+          <w:sz w:val="22"/>
+        </w:rPr>
+        <w:t>(Opening in fence)</w:t>
+      </w:r>
+      <w:r>
+        <w:rPr>
+          <w:rFonts w:ascii="Arial" w:hAnsi="Arial" w:cs="Arial"/>
           <w:b w:val="0"/>
           <w:i w:val="0"/>
+          <w:color w:val="000000"/>
           <w:sz w:val="22"/>
         </w:rPr>
-        <w:t>* — tiada bukaan pada mana-mana pagar boleh berukuran sehingga membolehkan sesiapa menyentuh bahagian bergerak jentera yang dipagar itu; pagar-pagar pengawal boleh dipasang jika jarak antara bahagian bergerak terdedah terdekat dan pagar-pengawal melebihi dua belas inci tetapi tidak melebihi dua puluh inci.</w:t>
+        <w:t xml:space="preserve"> — tiada bukaan pada mana-mana pagar boleh berukuran sehingga membolehkan sesiapa menyentuh bahagian bergerak jentera yang dipagar itu; pagar-pagar pengawal boleh dipasang jika jarak antara bahagian bergerak terdedah terdekat dan pagar-pengawal melebihi dua belas inci tetapi tidak melebihi dua puluh inci.</w:t>
       </w:r>
     </w:p>
     <w:p>
       <w:pPr>
-        <w:spacing w:after="160"/>
+        <w:spacing w:after="120" w:line="276" w:lineRule="auto"/>
+        <w:jc w:val="left"/>
       </w:pPr>
       <w:r>
         <w:rPr>
-          <w:rFonts w:ascii="Arial" w:hAnsi="Arial"/>
+          <w:rFonts w:ascii="Arial" w:hAnsi="Arial" w:cs="Arial"/>
           <w:b/>
           <w:i w:val="0"/>
+          <w:color w:val="000000"/>
           <w:sz w:val="22"/>
         </w:rPr>
-        <w:t>2.4 Titik operasi *(Point of operation)</w:t>
+        <w:t xml:space="preserve">2.4 Titik operasi </w:t>
       </w:r>
       <w:r>
         <w:rPr>
-          <w:rFonts w:ascii="Arial" w:hAnsi="Arial"/>
+          <w:rFonts w:ascii="Arial" w:hAnsi="Arial" w:cs="Arial"/>
+          <w:b/>
+          <w:i/>
+          <w:color w:val="000000"/>
+          <w:sz w:val="22"/>
+        </w:rPr>
+        <w:t>(Point of operation)</w:t>
+      </w:r>
+      <w:r>
+        <w:rPr>
+          <w:rFonts w:ascii="Arial" w:hAnsi="Arial" w:cs="Arial"/>
           <w:b w:val="0"/>
           <w:i w:val="0"/>
+          <w:color w:val="000000"/>
           <w:sz w:val="22"/>
         </w:rPr>
-        <w:t>* — titik operasi mana-mana mesin mesti dipagar dengan berkesan.</w:t>
+        <w:t xml:space="preserve"> — titik operasi mana-mana mesin mesti dipagar dengan berkesan.</w:t>
       </w:r>
     </w:p>
     <w:p>
       <w:pPr>
-        <w:spacing w:after="160"/>
+        <w:spacing w:after="120" w:line="276" w:lineRule="auto"/>
+        <w:jc w:val="left"/>
       </w:pPr>
       <w:r>
         <w:rPr>
-          <w:rFonts w:ascii="Arial" w:hAnsi="Arial"/>
+          <w:rFonts w:ascii="Arial" w:hAnsi="Arial" w:cs="Arial"/>
           <w:b/>
           <w:i w:val="0"/>
+          <w:color w:val="000000"/>
           <w:sz w:val="22"/>
         </w:rPr>
-        <w:t>2.5 Peranti memulakan dan menghentikan *(Starting and stopping appliance)</w:t>
+        <w:t xml:space="preserve">2.5 Peranti memulakan dan menghentikan </w:t>
       </w:r>
       <w:r>
         <w:rPr>
-          <w:rFonts w:ascii="Arial" w:hAnsi="Arial"/>
+          <w:rFonts w:ascii="Arial" w:hAnsi="Arial" w:cs="Arial"/>
+          <w:b/>
+          <w:i/>
+          <w:color w:val="000000"/>
+          <w:sz w:val="22"/>
+        </w:rPr>
+        <w:t>(Starting and stopping appliance)</w:t>
+      </w:r>
+      <w:r>
+        <w:rPr>
+          <w:rFonts w:ascii="Arial" w:hAnsi="Arial" w:cs="Arial"/>
           <w:b w:val="0"/>
           <w:i w:val="0"/>
+          <w:color w:val="000000"/>
           <w:sz w:val="22"/>
         </w:rPr>
-        <w:t>* — i) setiap mesin dipacu kuasa mekanikal mesti mempunyai peranti mula/henti cekap yang boleh dikawal dengan mudah dan senang oleh pengendali di kedudukan kerja normal; ii) di mana pedal digunakan, peranti kunci automatik atau pengawal berbentuk U-terbalik mesti dipasang; iii) tiada seorang pun boleh memulakan sebarang jentera melainkan setiap langkah berjaga-jaga telah diambil untuk memastikan tiada orang lain akan tercedera akibat operasi jentera itu.</w:t>
+        <w:t xml:space="preserve"> — i) setiap mesin dipacu kuasa mekanikal mesti mempunyai peranti mula/henti cekap yang boleh dikawal dengan mudah dan senang oleh pengendali di kedudukan kerja normal; ii) di mana pedal digunakan, peranti kunci automatik atau pengawal berbentuk U-terbalik mesti dipasang; iii) tiada seorang pun boleh memulakan sebarang jentera melainkan setiap langkah berjaga-jaga telah diambil untuk memastikan tiada orang lain akan tercedera akibat operasi jentera itu.</w:t>
       </w:r>
     </w:p>
     <w:p>
       <w:pPr>
-        <w:spacing w:after="160"/>
+        <w:spacing w:after="120" w:line="276" w:lineRule="auto"/>
+        <w:jc w:val="left"/>
       </w:pPr>
       <w:r>
         <w:rPr>
-          <w:rFonts w:ascii="Arial" w:hAnsi="Arial"/>
+          <w:rFonts w:ascii="Arial" w:hAnsi="Arial" w:cs="Arial"/>
           <w:b/>
           <w:i w:val="0"/>
+          <w:color w:val="000000"/>
           <w:sz w:val="22"/>
         </w:rPr>
-        <w:t>2.6 Radas elektrik *(Electrical apparatus)</w:t>
+        <w:t xml:space="preserve">2.6 Radas elektrik </w:t>
       </w:r>
       <w:r>
         <w:rPr>
-          <w:rFonts w:ascii="Arial" w:hAnsi="Arial"/>
+          <w:rFonts w:ascii="Arial" w:hAnsi="Arial" w:cs="Arial"/>
+          <w:b/>
+          <w:i/>
+          <w:color w:val="000000"/>
+          <w:sz w:val="22"/>
+        </w:rPr>
+        <w:t>(Electrical apparatus)</w:t>
+      </w:r>
+      <w:r>
+        <w:rPr>
+          <w:rFonts w:ascii="Arial" w:hAnsi="Arial" w:cs="Arial"/>
           <w:b w:val="0"/>
           <w:i w:val="0"/>
+          <w:color w:val="000000"/>
           <w:sz w:val="22"/>
         </w:rPr>
-        <w:t>* — semua peralatan dan pemasangan elektrik mesti dibina, dipasang dan diselenggara sedemikian rupa untuk mengelakkan bahaya kebakaran dan bahaya sentuhan dengan bahagian bergerak dan bahagian hidup, serta mematuhi undang-undang berkaitan peralatan elektrik dan diluluskan oleh pihak berkuasa yang dilantik.</w:t>
+        <w:t xml:space="preserve"> — semua peralatan dan pemasangan elektrik mesti dibina, dipasang dan diselenggara sedemikian rupa untuk mengelakkan bahaya kebakaran dan bahaya sentuhan dengan bahagian bergerak dan bahagian hidup, serta mematuhi undang-undang berkaitan peralatan elektrik dan diluluskan oleh pihak berkuasa yang dilantik.</w:t>
       </w:r>
     </w:p>
     <w:p>
       <w:pPr>
-        <w:spacing w:after="160"/>
+        <w:spacing w:after="120" w:line="276" w:lineRule="auto"/>
+        <w:jc w:val="left"/>
       </w:pPr>
       <w:r>
         <w:rPr>
-          <w:rFonts w:ascii="Arial" w:hAnsi="Arial"/>
+          <w:rFonts w:ascii="Arial" w:hAnsi="Arial" w:cs="Arial"/>
           <w:b w:val="0"/>
           <w:i/>
+          <w:color w:val="000000"/>
           <w:sz w:val="22"/>
         </w:rPr>
         <w:t>Konteks studio (Peraturan 2.6 terpakai langsung):</w:t>
       </w:r>
       <w:r>
         <w:rPr>
-          <w:rFonts w:ascii="Arial" w:hAnsi="Arial"/>
+          <w:rFonts w:ascii="Arial" w:hAnsi="Arial" w:cs="Arial"/>
           <w:b w:val="0"/>
           <w:i w:val="0"/>
+          <w:color w:val="000000"/>
           <w:sz w:val="22"/>
         </w:rPr>
         <w:t xml:space="preserve"> bilik server storan dan panel kuasa suite editing mesti dipasang dan diselenggara mengikut undang-undang elektrik untuk mengelak bahaya kebakaran akibat lebihan beban (</w:t>
       </w:r>
       <w:r>
         <w:rPr>
-          <w:rFonts w:ascii="Arial" w:hAnsi="Arial"/>
+          <w:rFonts w:ascii="Arial" w:hAnsi="Arial" w:cs="Arial"/>
           <w:b w:val="0"/>
           <w:i/>
+          <w:color w:val="000000"/>
           <w:sz w:val="22"/>
         </w:rPr>
         <w:t>overload</w:t>
       </w:r>
       <w:r>
         <w:rPr>
-          <w:rFonts w:ascii="Arial" w:hAnsi="Arial"/>
+          <w:rFonts w:ascii="Arial" w:hAnsi="Arial" w:cs="Arial"/>
           <w:b w:val="0"/>
           <w:i w:val="0"/>
+          <w:color w:val="000000"/>
           <w:sz w:val="22"/>
         </w:rPr>
         <w:t xml:space="preserve">) daripada terlalu banyak peralatan disambung pada satu </w:t>
       </w:r>
       <w:r>
         <w:rPr>
-          <w:rFonts w:ascii="Arial" w:hAnsi="Arial"/>
+          <w:rFonts w:ascii="Arial" w:hAnsi="Arial" w:cs="Arial"/>
           <w:b w:val="0"/>
           <w:i/>
+          <w:color w:val="000000"/>
           <w:sz w:val="22"/>
         </w:rPr>
         <w:t>power strip</w:t>
       </w:r>
       <w:r>
         <w:rPr>
-          <w:rFonts w:ascii="Arial" w:hAnsi="Arial"/>
+          <w:rFonts w:ascii="Arial" w:hAnsi="Arial" w:cs="Arial"/>
           <w:b w:val="0"/>
           <w:i w:val="0"/>
+          <w:color w:val="000000"/>
           <w:sz w:val="22"/>
         </w:rPr>
         <w:t xml:space="preserve"> — situasi biasa apabila beberapa monitor kalibrasi warna, storan RAID dan komputer editing berkuasa tinggi disambung serentak.</w:t>
@@ -861,49 +1669,55 @@
     </w:p>
     <w:p>
       <w:pPr>
-        <w:spacing w:after="160"/>
+        <w:spacing w:after="120" w:line="276" w:lineRule="auto"/>
+        <w:jc w:val="left"/>
       </w:pPr>
       <w:r>
         <w:rPr>
-          <w:rFonts w:ascii="Arial" w:hAnsi="Arial"/>
+          <w:rFonts w:ascii="Arial" w:hAnsi="Arial" w:cs="Arial"/>
           <w:b w:val="0"/>
           <w:i w:val="0"/>
+          <w:color w:val="000000"/>
           <w:sz w:val="22"/>
         </w:rPr>
         <w:t>Titik-titik cubit-masuk (</w:t>
       </w:r>
       <w:r>
         <w:rPr>
-          <w:rFonts w:ascii="Arial" w:hAnsi="Arial"/>
+          <w:rFonts w:ascii="Arial" w:hAnsi="Arial" w:cs="Arial"/>
           <w:b w:val="0"/>
           <w:i/>
+          <w:color w:val="000000"/>
           <w:sz w:val="22"/>
         </w:rPr>
         <w:t>in-running nip point</w:t>
       </w:r>
       <w:r>
         <w:rPr>
-          <w:rFonts w:ascii="Arial" w:hAnsi="Arial"/>
+          <w:rFonts w:ascii="Arial" w:hAnsi="Arial" w:cs="Arial"/>
           <w:b w:val="0"/>
           <w:i w:val="0"/>
+          <w:color w:val="000000"/>
           <w:sz w:val="22"/>
         </w:rPr>
         <w:t xml:space="preserve">) terbentuk oleh bahagian berputar pada jentera, wujud pada roda gear bersilang, kilang bergolek dan </w:t>
       </w:r>
       <w:r>
         <w:rPr>
-          <w:rFonts w:ascii="Arial" w:hAnsi="Arial"/>
+          <w:rFonts w:ascii="Arial" w:hAnsi="Arial" w:cs="Arial"/>
           <w:b w:val="0"/>
           <w:i/>
+          <w:color w:val="000000"/>
           <w:sz w:val="22"/>
         </w:rPr>
         <w:t>calender</w:t>
       </w:r>
       <w:r>
         <w:rPr>
-          <w:rFonts w:ascii="Arial" w:hAnsi="Arial"/>
+          <w:rFonts w:ascii="Arial" w:hAnsi="Arial" w:cs="Arial"/>
           <w:b w:val="0"/>
           <w:i w:val="0"/>
+          <w:color w:val="000000"/>
           <w:sz w:val="22"/>
         </w:rPr>
         <w:t>; antara bahagian berputar dan tangen (cth: tali sawat dan takal, rantai dan gear); serta antara bahagian berputar dan tetap (cth: roda tangan/roda tenaga berjejari, konveyor skru).</w:t>
@@ -911,76 +1725,85 @@
     </w:p>
     <w:p>
       <w:pPr>
-        <w:spacing w:after="160"/>
+        <w:spacing w:after="120" w:line="276" w:lineRule="auto"/>
+        <w:jc w:val="left"/>
       </w:pPr>
       <w:r>
         <w:rPr>
-          <w:rFonts w:ascii="Arial" w:hAnsi="Arial"/>
+          <w:rFonts w:ascii="Arial" w:hAnsi="Arial" w:cs="Arial"/>
           <w:b w:val="0"/>
           <w:i/>
+          <w:color w:val="000000"/>
           <w:sz w:val="22"/>
         </w:rPr>
         <w:t>Nota studio:</w:t>
       </w:r>
       <w:r>
         <w:rPr>
-          <w:rFonts w:ascii="Arial" w:hAnsi="Arial"/>
+          <w:rFonts w:ascii="Arial" w:hAnsi="Arial" w:cs="Arial"/>
           <w:b w:val="0"/>
           <w:i w:val="0"/>
+          <w:color w:val="000000"/>
           <w:sz w:val="22"/>
         </w:rPr>
         <w:t xml:space="preserve"> sistem </w:t>
       </w:r>
       <w:r>
         <w:rPr>
-          <w:rFonts w:ascii="Arial" w:hAnsi="Arial"/>
+          <w:rFonts w:ascii="Arial" w:hAnsi="Arial" w:cs="Arial"/>
           <w:b w:val="0"/>
           <w:i/>
+          <w:color w:val="000000"/>
           <w:sz w:val="22"/>
         </w:rPr>
         <w:t>rigging</w:t>
       </w:r>
       <w:r>
         <w:rPr>
-          <w:rFonts w:ascii="Arial" w:hAnsi="Arial"/>
+          <w:rFonts w:ascii="Arial" w:hAnsi="Arial" w:cs="Arial"/>
           <w:b w:val="0"/>
           <w:i w:val="0"/>
+          <w:color w:val="000000"/>
           <w:sz w:val="22"/>
         </w:rPr>
         <w:t xml:space="preserve"> lampu berat menggunakan mekanisme </w:t>
       </w:r>
       <w:r>
         <w:rPr>
-          <w:rFonts w:ascii="Arial" w:hAnsi="Arial"/>
+          <w:rFonts w:ascii="Arial" w:hAnsi="Arial" w:cs="Arial"/>
           <w:b w:val="0"/>
           <w:i/>
+          <w:color w:val="000000"/>
           <w:sz w:val="22"/>
         </w:rPr>
         <w:t>winch</w:t>
       </w:r>
       <w:r>
         <w:rPr>
-          <w:rFonts w:ascii="Arial" w:hAnsi="Arial"/>
+          <w:rFonts w:ascii="Arial" w:hAnsi="Arial" w:cs="Arial"/>
           <w:b w:val="0"/>
           <w:i w:val="0"/>
+          <w:color w:val="000000"/>
           <w:sz w:val="22"/>
         </w:rPr>
         <w:t xml:space="preserve"> dengan gear dan rantai — struktur bahaya cubit-masuk yang sama seperti dalam teks rasmi terpakai; kru rigging mesti diberi latihan pemagaran/pengawal-selamatan yang setara sebelum mengendalikan </w:t>
       </w:r>
       <w:r>
         <w:rPr>
-          <w:rFonts w:ascii="Arial" w:hAnsi="Arial"/>
+          <w:rFonts w:ascii="Arial" w:hAnsi="Arial" w:cs="Arial"/>
           <w:b w:val="0"/>
           <w:i/>
+          <w:color w:val="000000"/>
           <w:sz w:val="22"/>
         </w:rPr>
         <w:t>winch</w:t>
       </w:r>
       <w:r>
         <w:rPr>
-          <w:rFonts w:ascii="Arial" w:hAnsi="Arial"/>
+          <w:rFonts w:ascii="Arial" w:hAnsi="Arial" w:cs="Arial"/>
           <w:b w:val="0"/>
           <w:i w:val="0"/>
+          <w:color w:val="000000"/>
           <w:sz w:val="22"/>
         </w:rPr>
         <w:t>.</w:t>
@@ -988,49 +1811,55 @@
     </w:p>
     <w:p>
       <w:pPr>
-        <w:spacing w:after="160"/>
+        <w:spacing w:after="120" w:line="276" w:lineRule="auto"/>
+        <w:jc w:val="left"/>
       </w:pPr>
       <w:r>
         <w:rPr>
-          <w:rFonts w:ascii="Arial" w:hAnsi="Arial"/>
+          <w:rFonts w:ascii="Arial" w:hAnsi="Arial" w:cs="Arial"/>
           <w:b w:val="0"/>
           <w:i w:val="0"/>
+          <w:color w:val="000000"/>
           <w:sz w:val="22"/>
         </w:rPr>
         <w:t>Mesin dengan bahaya pemotongan termasuk gergaji jalur, gergaji bulat, mesin gerudi/gerudi lubang, mesin pusing (</w:t>
       </w:r>
       <w:r>
         <w:rPr>
-          <w:rFonts w:ascii="Arial" w:hAnsi="Arial"/>
+          <w:rFonts w:ascii="Arial" w:hAnsi="Arial" w:cs="Arial"/>
           <w:b w:val="0"/>
           <w:i/>
+          <w:color w:val="000000"/>
           <w:sz w:val="22"/>
         </w:rPr>
         <w:t>lathe</w:t>
       </w:r>
       <w:r>
         <w:rPr>
-          <w:rFonts w:ascii="Arial" w:hAnsi="Arial"/>
+          <w:rFonts w:ascii="Arial" w:hAnsi="Arial" w:cs="Arial"/>
           <w:b w:val="0"/>
           <w:i w:val="0"/>
+          <w:color w:val="000000"/>
           <w:sz w:val="22"/>
         </w:rPr>
         <w:t xml:space="preserve">) dan mesin </w:t>
       </w:r>
       <w:r>
         <w:rPr>
-          <w:rFonts w:ascii="Arial" w:hAnsi="Arial"/>
+          <w:rFonts w:ascii="Arial" w:hAnsi="Arial" w:cs="Arial"/>
           <w:b w:val="0"/>
           <w:i/>
+          <w:color w:val="000000"/>
           <w:sz w:val="22"/>
         </w:rPr>
         <w:t>milling</w:t>
       </w:r>
       <w:r>
         <w:rPr>
-          <w:rFonts w:ascii="Arial" w:hAnsi="Arial"/>
+          <w:rFonts w:ascii="Arial" w:hAnsi="Arial" w:cs="Arial"/>
           <w:b w:val="0"/>
           <w:i w:val="0"/>
+          <w:color w:val="000000"/>
           <w:sz w:val="22"/>
         </w:rPr>
         <w:t>.</w:t>
@@ -1038,112 +1867,129 @@
     </w:p>
     <w:p>
       <w:pPr>
-        <w:spacing w:after="160"/>
+        <w:spacing w:after="120" w:line="276" w:lineRule="auto"/>
+        <w:jc w:val="left"/>
       </w:pPr>
       <w:r>
         <w:rPr>
-          <w:rFonts w:ascii="Arial" w:hAnsi="Arial"/>
+          <w:rFonts w:ascii="Arial" w:hAnsi="Arial" w:cs="Arial"/>
           <w:b w:val="0"/>
           <w:i/>
+          <w:color w:val="000000"/>
           <w:sz w:val="22"/>
         </w:rPr>
         <w:t>Nota studio (mesin scanner arkib):</w:t>
       </w:r>
       <w:r>
         <w:rPr>
-          <w:rFonts w:ascii="Arial" w:hAnsi="Arial"/>
+          <w:rFonts w:ascii="Arial" w:hAnsi="Arial" w:cs="Arial"/>
           <w:b w:val="0"/>
           <w:i w:val="0"/>
+          <w:color w:val="000000"/>
           <w:sz w:val="22"/>
         </w:rPr>
         <w:t xml:space="preserve"> studio yang menyimpan/mendigitalkan arkib filem atau pita menggunakan mesin </w:t>
       </w:r>
       <w:r>
         <w:rPr>
-          <w:rFonts w:ascii="Arial" w:hAnsi="Arial"/>
+          <w:rFonts w:ascii="Arial" w:hAnsi="Arial" w:cs="Arial"/>
           <w:b w:val="0"/>
           <w:i/>
+          <w:color w:val="000000"/>
           <w:sz w:val="22"/>
         </w:rPr>
         <w:t>film scanner</w:t>
       </w:r>
       <w:r>
         <w:rPr>
-          <w:rFonts w:ascii="Arial" w:hAnsi="Arial"/>
+          <w:rFonts w:ascii="Arial" w:hAnsi="Arial" w:cs="Arial"/>
           <w:b w:val="0"/>
           <w:i w:val="0"/>
+          <w:color w:val="000000"/>
           <w:sz w:val="22"/>
         </w:rPr>
         <w:t>/</w:t>
       </w:r>
       <w:r>
         <w:rPr>
-          <w:rFonts w:ascii="Arial" w:hAnsi="Arial"/>
+          <w:rFonts w:ascii="Arial" w:hAnsi="Arial" w:cs="Arial"/>
           <w:b w:val="0"/>
           <w:i/>
+          <w:color w:val="000000"/>
           <w:sz w:val="22"/>
         </w:rPr>
         <w:t>telecine</w:t>
       </w:r>
       <w:r>
         <w:rPr>
-          <w:rFonts w:ascii="Arial" w:hAnsi="Arial"/>
+          <w:rFonts w:ascii="Arial" w:hAnsi="Arial" w:cs="Arial"/>
           <w:b w:val="0"/>
           <w:i w:val="0"/>
+          <w:color w:val="000000"/>
           <w:sz w:val="22"/>
         </w:rPr>
         <w:t xml:space="preserve"> dan mesin </w:t>
       </w:r>
       <w:r>
         <w:rPr>
-          <w:rFonts w:ascii="Arial" w:hAnsi="Arial"/>
+          <w:rFonts w:ascii="Arial" w:hAnsi="Arial" w:cs="Arial"/>
           <w:b w:val="0"/>
           <w:i/>
+          <w:color w:val="000000"/>
           <w:sz w:val="22"/>
         </w:rPr>
         <w:t>tape splicer</w:t>
       </w:r>
       <w:r>
         <w:rPr>
-          <w:rFonts w:ascii="Arial" w:hAnsi="Arial"/>
+          <w:rFonts w:ascii="Arial" w:hAnsi="Arial" w:cs="Arial"/>
           <w:b w:val="0"/>
           <w:i w:val="0"/>
+          <w:color w:val="000000"/>
           <w:sz w:val="22"/>
         </w:rPr>
         <w:t xml:space="preserve"> yang mempunyai bahagian berputar dan pemotong pisau; peraturan 2.3–2.5 (bukaan pagar, titik operasi, peranti mula/henti) terpakai kepada peralatan ini sama seperti mesin pemotong konvensional.</w:t>
       </w:r>
     </w:p>
     <w:p>
+      <w:pPr>
+        <w:spacing w:before="120" w:after="120" w:line="276" w:lineRule="auto"/>
+        <w:jc w:val="left"/>
+      </w:pPr>
       <w:r>
         <w:rPr>
-          <w:rFonts w:ascii="Arial" w:hAnsi="Arial"/>
+          <w:rFonts w:ascii="Arial" w:hAnsi="Arial" w:cs="Arial"/>
           <w:b/>
-          <w:sz w:val="24"/>
+          <w:color w:val="000000"/>
+          <w:sz w:val="22"/>
         </w:rPr>
         <w:t>SOALAN</w:t>
       </w:r>
       <w:r>
         <w:rPr>
-          <w:rFonts w:ascii="Arial" w:hAnsi="Arial"/>
+          <w:rFonts w:ascii="Arial" w:hAnsi="Arial" w:cs="Arial"/>
           <w:b/>
-          <w:sz w:val="24"/>
+          <w:color w:val="000000"/>
+          <w:sz w:val="22"/>
         </w:rPr>
         <w:t>/</w:t>
       </w:r>
       <w:r>
         <w:rPr>
-          <w:rFonts w:ascii="Arial" w:hAnsi="Arial"/>
+          <w:rFonts w:ascii="Arial" w:hAnsi="Arial" w:cs="Arial"/>
           <w:b/>
           <w:i/>
-          <w:sz w:val="24"/>
+          <w:color w:val="000000"/>
+          <w:sz w:val="22"/>
         </w:rPr>
         <w:t>QUESTION</w:t>
       </w:r>
       <w:r>
         <w:rPr>
-          <w:rFonts w:ascii="Arial" w:hAnsi="Arial"/>
+          <w:rFonts w:ascii="Arial" w:hAnsi="Arial" w:cs="Arial"/>
           <w:b/>
-          <w:sz w:val="24"/>
+          <w:color w:val="000000"/>
+          <w:sz w:val="22"/>
         </w:rPr>
         <w:t>:</w:t>
       </w:r>
@@ -1151,22 +1997,25 @@
     <w:p/>
     <w:p>
       <w:pPr>
-        <w:spacing w:after="160"/>
+        <w:spacing w:after="120" w:line="276" w:lineRule="auto"/>
+        <w:jc w:val="left"/>
       </w:pPr>
       <w:r>
         <w:rPr>
-          <w:rFonts w:ascii="Arial" w:hAnsi="Arial"/>
+          <w:rFonts w:ascii="Arial" w:hAnsi="Arial" w:cs="Arial"/>
           <w:b w:val="0"/>
           <w:i w:val="0"/>
+          <w:color w:val="000000"/>
           <w:sz w:val="22"/>
         </w:rPr>
         <w:t xml:space="preserve">1. </w:t>
       </w:r>
       <w:r>
         <w:rPr>
-          <w:rFonts w:ascii="Arial" w:hAnsi="Arial"/>
+          <w:rFonts w:ascii="Arial" w:hAnsi="Arial" w:cs="Arial"/>
           <w:b/>
           <w:i w:val="0"/>
+          <w:color w:val="000000"/>
           <w:sz w:val="22"/>
         </w:rPr>
         <w:t>Kenapa pengawal-selamatan mesin penting untuk sebarang operasi jentera?</w:t>
@@ -1174,58 +2023,65 @@
     </w:p>
     <w:p>
       <w:pPr>
-        <w:spacing w:after="160"/>
+        <w:spacing w:after="120" w:line="276" w:lineRule="auto"/>
+        <w:jc w:val="left"/>
       </w:pPr>
       <w:r>
         <w:rPr>
-          <w:rFonts w:ascii="Arial" w:hAnsi="Arial"/>
+          <w:rFonts w:ascii="Arial" w:hAnsi="Arial" w:cs="Arial"/>
           <w:b w:val="0"/>
           <w:i/>
+          <w:color w:val="000000"/>
           <w:sz w:val="22"/>
         </w:rPr>
         <w:t>Jawapan model:</w:t>
       </w:r>
       <w:r>
         <w:rPr>
-          <w:rFonts w:ascii="Arial" w:hAnsi="Arial"/>
+          <w:rFonts w:ascii="Arial" w:hAnsi="Arial" w:cs="Arial"/>
           <w:b w:val="0"/>
           <w:i w:val="0"/>
+          <w:color w:val="000000"/>
           <w:sz w:val="22"/>
         </w:rPr>
         <w:t xml:space="preserve"> Kerana mustahil meramal tindakan manusia di sekeliling jentera berkuasa; pengawal-selamatan melindungi pekerja daripada kesilapan manusia dan sentuhan tidak sengaja dengan bahagian bergerak — contohnya mekanisme </w:t>
       </w:r>
       <w:r>
         <w:rPr>
-          <w:rFonts w:ascii="Arial" w:hAnsi="Arial"/>
+          <w:rFonts w:ascii="Arial" w:hAnsi="Arial" w:cs="Arial"/>
           <w:b w:val="0"/>
           <w:i/>
+          <w:color w:val="000000"/>
           <w:sz w:val="22"/>
         </w:rPr>
         <w:t>winch</w:t>
       </w:r>
       <w:r>
         <w:rPr>
-          <w:rFonts w:ascii="Arial" w:hAnsi="Arial"/>
+          <w:rFonts w:ascii="Arial" w:hAnsi="Arial" w:cs="Arial"/>
           <w:b w:val="0"/>
           <w:i w:val="0"/>
+          <w:color w:val="000000"/>
           <w:sz w:val="22"/>
         </w:rPr>
         <w:t xml:space="preserve"> pada sistem rigging lampu studio atau bahagian berputar pada mesin </w:t>
       </w:r>
       <w:r>
         <w:rPr>
-          <w:rFonts w:ascii="Arial" w:hAnsi="Arial"/>
+          <w:rFonts w:ascii="Arial" w:hAnsi="Arial" w:cs="Arial"/>
           <w:b w:val="0"/>
           <w:i/>
+          <w:color w:val="000000"/>
           <w:sz w:val="22"/>
         </w:rPr>
         <w:t>film scanner</w:t>
       </w:r>
       <w:r>
         <w:rPr>
-          <w:rFonts w:ascii="Arial" w:hAnsi="Arial"/>
+          <w:rFonts w:ascii="Arial" w:hAnsi="Arial" w:cs="Arial"/>
           <w:b w:val="0"/>
           <w:i w:val="0"/>
+          <w:color w:val="000000"/>
           <w:sz w:val="22"/>
         </w:rPr>
         <w:t xml:space="preserve"> arkib.</w:t>
@@ -1233,22 +2089,25 @@
     </w:p>
     <w:p>
       <w:pPr>
-        <w:spacing w:after="160"/>
+        <w:spacing w:after="120" w:line="276" w:lineRule="auto"/>
+        <w:jc w:val="left"/>
       </w:pPr>
       <w:r>
         <w:rPr>
-          <w:rFonts w:ascii="Arial" w:hAnsi="Arial"/>
+          <w:rFonts w:ascii="Arial" w:hAnsi="Arial" w:cs="Arial"/>
           <w:b w:val="0"/>
           <w:i w:val="0"/>
+          <w:color w:val="000000"/>
           <w:sz w:val="22"/>
         </w:rPr>
         <w:t xml:space="preserve">2. </w:t>
       </w:r>
       <w:r>
         <w:rPr>
-          <w:rFonts w:ascii="Arial" w:hAnsi="Arial"/>
+          <w:rFonts w:ascii="Arial" w:hAnsi="Arial" w:cs="Arial"/>
           <w:b/>
           <w:i w:val="0"/>
+          <w:color w:val="000000"/>
           <w:sz w:val="22"/>
         </w:rPr>
         <w:t>Namakan tiga jenis pengawal-selamatan mesin.</w:t>
@@ -1256,40 +2115,45 @@
     </w:p>
     <w:p>
       <w:pPr>
-        <w:spacing w:after="160"/>
+        <w:spacing w:after="120" w:line="276" w:lineRule="auto"/>
+        <w:jc w:val="left"/>
       </w:pPr>
       <w:r>
         <w:rPr>
-          <w:rFonts w:ascii="Arial" w:hAnsi="Arial"/>
+          <w:rFonts w:ascii="Arial" w:hAnsi="Arial" w:cs="Arial"/>
           <w:b w:val="0"/>
           <w:i/>
+          <w:color w:val="000000"/>
           <w:sz w:val="22"/>
         </w:rPr>
         <w:t>Jawapan model:</w:t>
       </w:r>
       <w:r>
         <w:rPr>
-          <w:rFonts w:ascii="Arial" w:hAnsi="Arial"/>
+          <w:rFonts w:ascii="Arial" w:hAnsi="Arial" w:cs="Arial"/>
           <w:b w:val="0"/>
           <w:i w:val="0"/>
+          <w:color w:val="000000"/>
           <w:sz w:val="22"/>
         </w:rPr>
         <w:t xml:space="preserve"> Pemagaran titik operasi (</w:t>
       </w:r>
       <w:r>
         <w:rPr>
-          <w:rFonts w:ascii="Arial" w:hAnsi="Arial"/>
+          <w:rFonts w:ascii="Arial" w:hAnsi="Arial" w:cs="Arial"/>
           <w:b w:val="0"/>
           <w:i/>
+          <w:color w:val="000000"/>
           <w:sz w:val="22"/>
         </w:rPr>
         <w:t>point of operation guarding</w:t>
       </w:r>
       <w:r>
         <w:rPr>
-          <w:rFonts w:ascii="Arial" w:hAnsi="Arial"/>
+          <w:rFonts w:ascii="Arial" w:hAnsi="Arial" w:cs="Arial"/>
           <w:b w:val="0"/>
           <w:i w:val="0"/>
+          <w:color w:val="000000"/>
           <w:sz w:val="22"/>
         </w:rPr>
         <w:t>); peranti mula/henti yang boleh dikawal mudah oleh pengendali; dan pemasangan/penyelenggaraan radas elektrik yang selamat (contoh: panel kuasa server storan studio yang dipasang mengikut undang-undang elektrik).</w:t>
@@ -1297,22 +2161,25 @@
     </w:p>
     <w:p>
       <w:pPr>
-        <w:spacing w:after="160"/>
+        <w:spacing w:after="120" w:line="276" w:lineRule="auto"/>
+        <w:jc w:val="left"/>
       </w:pPr>
       <w:r>
         <w:rPr>
-          <w:rFonts w:ascii="Arial" w:hAnsi="Arial"/>
+          <w:rFonts w:ascii="Arial" w:hAnsi="Arial" w:cs="Arial"/>
           <w:b w:val="0"/>
           <w:i w:val="0"/>
+          <w:color w:val="000000"/>
           <w:sz w:val="22"/>
         </w:rPr>
         <w:t xml:space="preserve">3. </w:t>
       </w:r>
       <w:r>
         <w:rPr>
-          <w:rFonts w:ascii="Arial" w:hAnsi="Arial"/>
+          <w:rFonts w:ascii="Arial" w:hAnsi="Arial" w:cs="Arial"/>
           <w:b/>
           <w:i w:val="0"/>
+          <w:color w:val="000000"/>
           <w:sz w:val="22"/>
         </w:rPr>
         <w:t>Apakah jenis pemagaran untuk mesin pemotong?</w:t>
@@ -1320,76 +2187,89 @@
     </w:p>
     <w:p>
       <w:pPr>
-        <w:spacing w:after="160"/>
+        <w:spacing w:after="120" w:line="276" w:lineRule="auto"/>
+        <w:jc w:val="left"/>
       </w:pPr>
       <w:r>
         <w:rPr>
-          <w:rFonts w:ascii="Arial" w:hAnsi="Arial"/>
+          <w:rFonts w:ascii="Arial" w:hAnsi="Arial" w:cs="Arial"/>
           <w:b w:val="0"/>
           <w:i/>
+          <w:color w:val="000000"/>
           <w:sz w:val="22"/>
         </w:rPr>
         <w:t>Jawapan model:</w:t>
       </w:r>
       <w:r>
         <w:rPr>
-          <w:rFonts w:ascii="Arial" w:hAnsi="Arial"/>
+          <w:rFonts w:ascii="Arial" w:hAnsi="Arial" w:cs="Arial"/>
           <w:b w:val="0"/>
           <w:i w:val="0"/>
+          <w:color w:val="000000"/>
           <w:sz w:val="22"/>
         </w:rPr>
         <w:t xml:space="preserve"> Bahagian berbahaya (mata pemotong/pisau) mesti dipagar dengan selamat supaya tiada bukaan membolehkan sentuhan dengan bahagian bergerak — contoh terpakai kepada pisau mesin </w:t>
       </w:r>
       <w:r>
         <w:rPr>
-          <w:rFonts w:ascii="Arial" w:hAnsi="Arial"/>
+          <w:rFonts w:ascii="Arial" w:hAnsi="Arial" w:cs="Arial"/>
           <w:b w:val="0"/>
           <w:i/>
+          <w:color w:val="000000"/>
           <w:sz w:val="22"/>
         </w:rPr>
         <w:t>tape splicer</w:t>
       </w:r>
       <w:r>
         <w:rPr>
-          <w:rFonts w:ascii="Arial" w:hAnsi="Arial"/>
+          <w:rFonts w:ascii="Arial" w:hAnsi="Arial" w:cs="Arial"/>
           <w:b w:val="0"/>
           <w:i w:val="0"/>
+          <w:color w:val="000000"/>
           <w:sz w:val="22"/>
         </w:rPr>
         <w:t xml:space="preserve"> arkib studio.</w:t>
       </w:r>
     </w:p>
     <w:p>
+      <w:pPr>
+        <w:spacing w:before="120" w:after="120" w:line="276" w:lineRule="auto"/>
+        <w:jc w:val="left"/>
+      </w:pPr>
       <w:r>
         <w:rPr>
-          <w:rFonts w:ascii="Arial" w:hAnsi="Arial"/>
+          <w:rFonts w:ascii="Arial" w:hAnsi="Arial" w:cs="Arial"/>
           <w:b/>
-          <w:sz w:val="24"/>
+          <w:color w:val="000000"/>
+          <w:sz w:val="22"/>
         </w:rPr>
         <w:t>RUJUKAN</w:t>
       </w:r>
       <w:r>
         <w:rPr>
-          <w:rFonts w:ascii="Arial" w:hAnsi="Arial"/>
+          <w:rFonts w:ascii="Arial" w:hAnsi="Arial" w:cs="Arial"/>
           <w:b/>
-          <w:sz w:val="24"/>
+          <w:color w:val="000000"/>
+          <w:sz w:val="22"/>
         </w:rPr>
         <w:t>/</w:t>
       </w:r>
       <w:r>
         <w:rPr>
-          <w:rFonts w:ascii="Arial" w:hAnsi="Arial"/>
+          <w:rFonts w:ascii="Arial" w:hAnsi="Arial" w:cs="Arial"/>
           <w:b/>
           <w:i/>
-          <w:sz w:val="24"/>
+          <w:color w:val="000000"/>
+          <w:sz w:val="22"/>
         </w:rPr>
         <w:t>REFERENCES</w:t>
       </w:r>
       <w:r>
         <w:rPr>
-          <w:rFonts w:ascii="Arial" w:hAnsi="Arial"/>
+          <w:rFonts w:ascii="Arial" w:hAnsi="Arial" w:cs="Arial"/>
           <w:b/>
-          <w:sz w:val="24"/>
+          <w:color w:val="000000"/>
+          <w:sz w:val="22"/>
         </w:rPr>
         <w:t>:</w:t>
       </w:r>
@@ -1397,13 +2277,15 @@
     <w:p/>
     <w:p>
       <w:pPr>
-        <w:spacing w:after="160"/>
+        <w:spacing w:after="120" w:line="276" w:lineRule="auto"/>
+        <w:jc w:val="left"/>
       </w:pPr>
       <w:r>
         <w:rPr>
-          <w:rFonts w:ascii="Arial" w:hAnsi="Arial"/>
+          <w:rFonts w:ascii="Arial" w:hAnsi="Arial" w:cs="Arial"/>
           <w:b w:val="0"/>
           <w:i w:val="0"/>
+          <w:color w:val="000000"/>
           <w:sz w:val="22"/>
         </w:rPr>
         <w:t>1. Occupational Safety and Health Act 1994, (2010) Malaysia, Penerbitan Akta (M), ISBN-978-967-576-9221.</w:t>
@@ -1411,13 +2293,15 @@
     </w:p>
     <w:p>
       <w:pPr>
-        <w:spacing w:after="160"/>
+        <w:spacing w:after="120" w:line="276" w:lineRule="auto"/>
+        <w:jc w:val="left"/>
       </w:pPr>
       <w:r>
         <w:rPr>
-          <w:rFonts w:ascii="Arial" w:hAnsi="Arial"/>
+          <w:rFonts w:ascii="Arial" w:hAnsi="Arial" w:cs="Arial"/>
           <w:b w:val="0"/>
           <w:i w:val="0"/>
+          <w:color w:val="000000"/>
           <w:sz w:val="22"/>
         </w:rPr>
         <w:t>2. Chessebro T.; O'Connor L.; Rios F., (2009), Communicating in the Workplace. Prentice Hall. ISBN-13 978-0136136910.</w:t>
@@ -1425,13 +2309,15 @@
     </w:p>
     <w:p>
       <w:pPr>
-        <w:spacing w:after="160"/>
+        <w:spacing w:after="120" w:line="276" w:lineRule="auto"/>
+        <w:jc w:val="left"/>
       </w:pPr>
       <w:r>
         <w:rPr>
-          <w:rFonts w:ascii="Arial" w:hAnsi="Arial"/>
+          <w:rFonts w:ascii="Arial" w:hAnsi="Arial" w:cs="Arial"/>
           <w:b w:val="0"/>
           <w:i w:val="0"/>
+          <w:color w:val="000000"/>
           <w:sz w:val="22"/>
         </w:rPr>
         <w:t>3. Vergo P., (1974). Health and Safety at Work etc Act 1974, (Public General Acts – Elizabeth II), TSO. ISBN-13 978-0105437741</w:t>
@@ -1439,13 +2325,15 @@
     </w:p>
     <w:p>
       <w:pPr>
-        <w:spacing w:after="160"/>
+        <w:spacing w:after="120" w:line="276" w:lineRule="auto"/>
+        <w:jc w:val="left"/>
       </w:pPr>
       <w:r>
         <w:rPr>
-          <w:rFonts w:ascii="Arial" w:hAnsi="Arial"/>
+          <w:rFonts w:ascii="Arial" w:hAnsi="Arial" w:cs="Arial"/>
           <w:b w:val="0"/>
           <w:i w:val="0"/>
+          <w:color w:val="000000"/>
           <w:sz w:val="22"/>
         </w:rPr>
         <w:t>4. Health and Safety Executive, (1998), Workplace Health, Safety and Welfare: Workplace (Health, Safety and Welfare) Regulations 1992 - Approved Code of Practice and Guidance (Health and Safety Commission). HSE Books. ISBN-13 978-0717604135.</w:t>
@@ -1518,632 +2406,8 @@
     <w:pPr>
       <w:pStyle w:val="Header"/>
     </w:pPr>
+    <w:r/>
   </w:p>
-  <w:tbl>
-    <w:tblPr>
-      <w:tblW w:type="auto" w:w="0"/>
-      <w:jc w:val="center"/>
-      <w:tblLook w:firstColumn="1" w:firstRow="1" w:lastColumn="0" w:lastRow="0" w:noHBand="0" w:noVBand="1" w:val="04A0"/>
-      <w:tblBorders>
-        <w:top w:val="single" w:sz="4" w:space="0" w:color="000000"/>
-        <w:left w:val="single" w:sz="4" w:space="0" w:color="000000"/>
-        <w:bottom w:val="single" w:sz="4" w:space="0" w:color="000000"/>
-        <w:right w:val="single" w:sz="4" w:space="0" w:color="000000"/>
-        <w:insideH w:val="single" w:sz="4" w:space="0" w:color="000000"/>
-        <w:insideV w:val="single" w:sz="4" w:space="0" w:color="000000"/>
-      </w:tblBorders>
-    </w:tblPr>
-    <w:tblGrid>
-      <w:gridCol w:w="3213"/>
-      <w:gridCol w:w="3213"/>
-      <w:gridCol w:w="3213"/>
-    </w:tblGrid>
-    <w:tr>
-      <w:tc>
-        <w:tcPr>
-          <w:tcW w:type="dxa" w:w="2551"/>
-          <w:vAlign w:val="center"/>
-          <w:tcMar>
-            <w:top w:w="40" w:type="dxa"/>
-            <w:bottom w:w="40" w:type="dxa"/>
-            <w:start w:w="80" w:type="dxa"/>
-            <w:end w:w="80" w:type="dxa"/>
-          </w:tcMar>
-        </w:tcPr>
-        <w:p>
-          <w:pPr>
-            <w:jc w:val="left"/>
-          </w:pPr>
-          <w:r>
-            <w:drawing>
-              <wp:inline xmlns:a="http://schemas.openxmlformats.org/drawingml/2006/main" xmlns:pic="http://schemas.openxmlformats.org/drawingml/2006/picture">
-                <wp:extent cx="885785" cy="1404000"/>
-                <wp:docPr id="1" name="Picture 1"/>
-                <wp:cNvGraphicFramePr>
-                  <a:graphicFrameLocks noChangeAspect="1"/>
-                </wp:cNvGraphicFramePr>
-                <a:graphic>
-                  <a:graphicData uri="http://schemas.openxmlformats.org/drawingml/2006/picture">
-                    <pic:pic>
-                      <pic:nvPicPr>
-                        <pic:cNvPr id="0" name="jpk-logo-official.png"/>
-                        <pic:cNvPicPr/>
-                      </pic:nvPicPr>
-                      <pic:blipFill>
-                        <a:blip r:embed="rId1"/>
-                        <a:stretch>
-                          <a:fillRect/>
-                        </a:stretch>
-                      </pic:blipFill>
-                      <pic:spPr>
-                        <a:xfrm>
-                          <a:off x="0" y="0"/>
-                          <a:ext cx="885785" cy="1404000"/>
-                        </a:xfrm>
-                        <a:prstGeom prst="rect"/>
-                      </pic:spPr>
-                    </pic:pic>
-                  </a:graphicData>
-                </a:graphic>
-              </wp:inline>
-            </w:drawing>
-          </w:r>
-        </w:p>
-      </w:tc>
-      <w:tc>
-        <w:tcPr>
-          <w:tcW w:type="dxa" w:w="2268"/>
-          <w:gridSpan w:val="2"/>
-          <w:tcMar>
-            <w:top w:w="40" w:type="dxa"/>
-            <w:bottom w:w="40" w:type="dxa"/>
-            <w:start w:w="80" w:type="dxa"/>
-            <w:end w:w="80" w:type="dxa"/>
-          </w:tcMar>
-          <w:tcMar>
-            <w:top w:w="40" w:type="dxa"/>
-            <w:bottom w:w="40" w:type="dxa"/>
-            <w:start w:w="80" w:type="dxa"/>
-            <w:end w:w="80" w:type="dxa"/>
-          </w:tcMar>
-        </w:tcPr>
-        <w:p>
-          <w:r/>
-          <w:r>
-            <w:rPr>
-              <w:rFonts w:ascii="Arial" w:hAnsi="Arial"/>
-              <w:b/>
-              <w:sz w:val="22"/>
-            </w:rPr>
-            <w:t>JABATAN PEMBANGUNAN KEMAHIRAN</w:t>
-          </w:r>
-        </w:p>
-        <w:p>
-          <w:r>
-            <w:rPr>
-              <w:rFonts w:ascii="Arial" w:hAnsi="Arial"/>
-              <w:b/>
-              <w:sz w:val="22"/>
-            </w:rPr>
-            <w:t>KEMENTERIAN SUMBER MANUSIA</w:t>
-          </w:r>
-        </w:p>
-        <w:p>
-          <w:r>
-            <w:rPr>
-              <w:rFonts w:ascii="Arial" w:hAnsi="Arial"/>
-              <w:b/>
-              <w:sz w:val="22"/>
-            </w:rPr>
-            <w:t>ARAS 7 &amp; 8 BLOK D4, KOMPLEK D</w:t>
-          </w:r>
-        </w:p>
-        <w:p>
-          <w:r>
-            <w:rPr>
-              <w:rFonts w:ascii="Arial" w:hAnsi="Arial"/>
-              <w:b/>
-              <w:sz w:val="22"/>
-            </w:rPr>
-            <w:t>PUSAT PENTADBIRAN KERAJAAN PERSEKUTUAN</w:t>
-          </w:r>
-        </w:p>
-        <w:p>
-          <w:r>
-            <w:rPr>
-              <w:rFonts w:ascii="Arial" w:hAnsi="Arial"/>
-              <w:b/>
-              <w:sz w:val="22"/>
-            </w:rPr>
-            <w:t>62530 PUTRAJAYA</w:t>
-          </w:r>
-        </w:p>
-        <w:p/>
-        <w:p>
-          <w:r>
-            <w:rPr>
-              <w:rFonts w:ascii="Arial" w:hAnsi="Arial"/>
-              <w:b/>
-              <w:sz w:val="40"/>
-            </w:rPr>
-            <w:t>KERTAS PENERANGAN</w:t>
-          </w:r>
-        </w:p>
-        <w:p>
-          <w:r>
-            <w:rPr>
-              <w:rFonts w:ascii="Arial" w:hAnsi="Arial"/>
-              <w:b/>
-              <w:sz w:val="24"/>
-            </w:rPr>
-            <w:t>(</w:t>
-          </w:r>
-          <w:r>
-            <w:rPr>
-              <w:rFonts w:ascii="Arial" w:hAnsi="Arial"/>
-              <w:b/>
-              <w:i/>
-              <w:sz w:val="24"/>
-            </w:rPr>
-            <w:t>INFORMATION SHEET</w:t>
-          </w:r>
-          <w:r>
-            <w:rPr>
-              <w:rFonts w:ascii="Arial" w:hAnsi="Arial"/>
-              <w:b/>
-              <w:sz w:val="24"/>
-            </w:rPr>
-            <w:t>)</w:t>
-          </w:r>
-        </w:p>
-      </w:tc>
-    </w:tr>
-    <w:tr>
-      <w:tc>
-        <w:tcPr>
-          <w:tcW w:type="dxa" w:w="2551"/>
-          <w:tcMar>
-            <w:top w:w="40" w:type="dxa"/>
-            <w:bottom w:w="40" w:type="dxa"/>
-            <w:start w:w="80" w:type="dxa"/>
-            <w:end w:w="80" w:type="dxa"/>
-          </w:tcMar>
-        </w:tcPr>
-        <w:p>
-          <w:r/>
-          <w:r>
-            <w:rPr>
-              <w:rFonts w:ascii="Arial" w:hAnsi="Arial"/>
-              <w:b/>
-              <w:sz w:val="22"/>
-            </w:rPr>
-            <w:t xml:space="preserve">KOD DAN NAMA PROGRAM / </w:t>
-          </w:r>
-          <w:r>
-            <w:rPr>
-              <w:rFonts w:ascii="Arial" w:hAnsi="Arial"/>
-              <w:b/>
-              <w:i/>
-              <w:sz w:val="22"/>
-            </w:rPr>
-            <w:t>PROGRAM'S CODE AND NAME</w:t>
-          </w:r>
-        </w:p>
-      </w:tc>
-      <w:tc>
-        <w:tcPr>
-          <w:tcW w:type="dxa" w:w="2268"/>
-          <w:gridSpan w:val="2"/>
-          <w:tcMar>
-            <w:top w:w="40" w:type="dxa"/>
-            <w:bottom w:w="40" w:type="dxa"/>
-            <w:start w:w="80" w:type="dxa"/>
-            <w:end w:w="80" w:type="dxa"/>
-          </w:tcMar>
-          <w:tcMar>
-            <w:top w:w="40" w:type="dxa"/>
-            <w:bottom w:w="40" w:type="dxa"/>
-            <w:start w:w="80" w:type="dxa"/>
-            <w:end w:w="80" w:type="dxa"/>
-          </w:tcMar>
-        </w:tcPr>
-        <w:p>
-          <w:r/>
-          <w:r>
-            <w:rPr>
-              <w:rFonts w:ascii="Arial" w:hAnsi="Arial"/>
-              <w:b/>
-              <w:i w:val="0"/>
-              <w:sz w:val="22"/>
-            </w:rPr>
-            <w:t>Z-009-1:2015 CORE ABILITIES (untuk program IT-072-3:2012 VIDEO / FILM (EDITING))</w:t>
-          </w:r>
-        </w:p>
-      </w:tc>
-    </w:tr>
-    <w:tr>
-      <w:tc>
-        <w:tcPr>
-          <w:tcW w:type="dxa" w:w="2551"/>
-          <w:tcMar>
-            <w:top w:w="40" w:type="dxa"/>
-            <w:bottom w:w="40" w:type="dxa"/>
-            <w:start w:w="80" w:type="dxa"/>
-            <w:end w:w="80" w:type="dxa"/>
-          </w:tcMar>
-        </w:tcPr>
-        <w:p>
-          <w:r/>
-          <w:r>
-            <w:rPr>
-              <w:rFonts w:ascii="Arial" w:hAnsi="Arial"/>
-              <w:b/>
-              <w:sz w:val="22"/>
-            </w:rPr>
-            <w:t xml:space="preserve">TAHAP / </w:t>
-          </w:r>
-          <w:r>
-            <w:rPr>
-              <w:rFonts w:ascii="Arial" w:hAnsi="Arial"/>
-              <w:b/>
-              <w:i/>
-              <w:sz w:val="22"/>
-            </w:rPr>
-            <w:t>LEVEL</w:t>
-          </w:r>
-        </w:p>
-      </w:tc>
-      <w:tc>
-        <w:tcPr>
-          <w:tcW w:type="dxa" w:w="2268"/>
-          <w:gridSpan w:val="2"/>
-          <w:tcMar>
-            <w:top w:w="40" w:type="dxa"/>
-            <w:bottom w:w="40" w:type="dxa"/>
-            <w:start w:w="80" w:type="dxa"/>
-            <w:end w:w="80" w:type="dxa"/>
-          </w:tcMar>
-          <w:tcMar>
-            <w:top w:w="40" w:type="dxa"/>
-            <w:bottom w:w="40" w:type="dxa"/>
-            <w:start w:w="80" w:type="dxa"/>
-            <w:end w:w="80" w:type="dxa"/>
-          </w:tcMar>
-        </w:tcPr>
-        <w:p>
-          <w:r/>
-          <w:r>
-            <w:rPr>
-              <w:rFonts w:ascii="Arial" w:hAnsi="Arial"/>
-              <w:b/>
-              <w:i w:val="0"/>
-              <w:sz w:val="22"/>
-            </w:rPr>
-            <w:t>1 (SATU)</w:t>
-          </w:r>
-        </w:p>
-      </w:tc>
-    </w:tr>
-    <w:tr>
-      <w:tc>
-        <w:tcPr>
-          <w:tcW w:type="dxa" w:w="2551"/>
-          <w:tcMar>
-            <w:top w:w="40" w:type="dxa"/>
-            <w:bottom w:w="40" w:type="dxa"/>
-            <w:start w:w="80" w:type="dxa"/>
-            <w:end w:w="80" w:type="dxa"/>
-          </w:tcMar>
-        </w:tcPr>
-        <w:p>
-          <w:r/>
-          <w:r>
-            <w:rPr>
-              <w:rFonts w:ascii="Arial" w:hAnsi="Arial"/>
-              <w:b/>
-              <w:sz w:val="22"/>
-            </w:rPr>
-            <w:t xml:space="preserve">NO. DAN TAJUK KEBOLEHAN TERAS / </w:t>
-          </w:r>
-          <w:r>
-            <w:rPr>
-              <w:rFonts w:ascii="Arial" w:hAnsi="Arial"/>
-              <w:b/>
-              <w:i/>
-              <w:sz w:val="22"/>
-            </w:rPr>
-            <w:t>CORE ABILITY NO. AND TITLE</w:t>
-          </w:r>
-        </w:p>
-      </w:tc>
-      <w:tc>
-        <w:tcPr>
-          <w:tcW w:type="dxa" w:w="2268"/>
-          <w:gridSpan w:val="2"/>
-          <w:tcMar>
-            <w:top w:w="40" w:type="dxa"/>
-            <w:bottom w:w="40" w:type="dxa"/>
-            <w:start w:w="80" w:type="dxa"/>
-            <w:end w:w="80" w:type="dxa"/>
-          </w:tcMar>
-          <w:tcMar>
-            <w:top w:w="40" w:type="dxa"/>
-            <w:bottom w:w="40" w:type="dxa"/>
-            <w:start w:w="80" w:type="dxa"/>
-            <w:end w:w="80" w:type="dxa"/>
-          </w:tcMar>
-        </w:tcPr>
-        <w:p>
-          <w:r/>
-          <w:r>
-            <w:rPr>
-              <w:rFonts w:ascii="Arial" w:hAnsi="Arial"/>
-              <w:b/>
-              <w:i w:val="0"/>
-              <w:sz w:val="22"/>
-            </w:rPr>
-            <w:t xml:space="preserve">CA04 KESEDARAN KESIHATAN, KESELAMATAN DAN ALAM SEKITAR </w:t>
-          </w:r>
-          <w:r>
-            <w:rPr>
-              <w:rFonts w:ascii="Arial" w:hAnsi="Arial"/>
-              <w:b/>
-              <w:i/>
-              <w:sz w:val="22"/>
-            </w:rPr>
-            <w:t>(HEALTH, SAFETY AND ENVIRONMENTAL AWARENESS)</w:t>
-          </w:r>
-        </w:p>
-      </w:tc>
-    </w:tr>
-    <w:tr>
-      <w:tc>
-        <w:tcPr>
-          <w:tcW w:type="dxa" w:w="2551"/>
-          <w:tcMar>
-            <w:top w:w="40" w:type="dxa"/>
-            <w:bottom w:w="40" w:type="dxa"/>
-            <w:start w:w="80" w:type="dxa"/>
-            <w:end w:w="80" w:type="dxa"/>
-          </w:tcMar>
-        </w:tcPr>
-        <w:p>
-          <w:r/>
-          <w:r>
-            <w:rPr>
-              <w:rFonts w:ascii="Arial" w:hAnsi="Arial"/>
-              <w:b/>
-              <w:sz w:val="22"/>
-            </w:rPr>
-            <w:t xml:space="preserve">NO. DAN PENYATAAN KEBOLEHAN / </w:t>
-          </w:r>
-          <w:r>
-            <w:rPr>
-              <w:rFonts w:ascii="Arial" w:hAnsi="Arial"/>
-              <w:b/>
-              <w:i/>
-              <w:sz w:val="22"/>
-            </w:rPr>
-            <w:t>ABILITY NO. AND STATEMENT</w:t>
-          </w:r>
-        </w:p>
-      </w:tc>
-      <w:tc>
-        <w:tcPr>
-          <w:tcW w:type="dxa" w:w="2268"/>
-          <w:gridSpan w:val="2"/>
-          <w:tcMar>
-            <w:top w:w="40" w:type="dxa"/>
-            <w:bottom w:w="40" w:type="dxa"/>
-            <w:start w:w="80" w:type="dxa"/>
-            <w:end w:w="80" w:type="dxa"/>
-          </w:tcMar>
-          <w:tcMar>
-            <w:top w:w="40" w:type="dxa"/>
-            <w:bottom w:w="40" w:type="dxa"/>
-            <w:start w:w="80" w:type="dxa"/>
-            <w:end w:w="80" w:type="dxa"/>
-          </w:tcMar>
-        </w:tcPr>
-        <w:p>
-          <w:r/>
-          <w:r>
-            <w:rPr>
-              <w:rFonts w:ascii="Arial" w:hAnsi="Arial"/>
-              <w:b/>
-              <w:i w:val="0"/>
-              <w:sz w:val="22"/>
-            </w:rPr>
-            <w:t xml:space="preserve">4.2 MEMATUHI AKTIVITI KESEDARAN KESELAMATAN </w:t>
-          </w:r>
-          <w:r>
-            <w:rPr>
-              <w:rFonts w:ascii="Arial" w:hAnsi="Arial"/>
-              <w:b/>
-              <w:i/>
-              <w:sz w:val="22"/>
-            </w:rPr>
-            <w:t>(ADHERE TO SAFETY AWARENESS ACTIVITY)</w:t>
-          </w:r>
-        </w:p>
-      </w:tc>
-    </w:tr>
-    <w:tr>
-      <w:tc>
-        <w:tcPr>
-          <w:tcW w:type="dxa" w:w="2551"/>
-          <w:tcMar>
-            <w:top w:w="40" w:type="dxa"/>
-            <w:bottom w:w="40" w:type="dxa"/>
-            <w:start w:w="80" w:type="dxa"/>
-            <w:end w:w="80" w:type="dxa"/>
-          </w:tcMar>
-        </w:tcPr>
-        <w:p>
-          <w:r/>
-          <w:r>
-            <w:rPr>
-              <w:rFonts w:ascii="Arial" w:hAnsi="Arial"/>
-              <w:b/>
-              <w:sz w:val="22"/>
-            </w:rPr>
-            <w:t xml:space="preserve">NO. KOD / </w:t>
-          </w:r>
-          <w:r>
-            <w:rPr>
-              <w:rFonts w:ascii="Arial" w:hAnsi="Arial"/>
-              <w:b/>
-              <w:i/>
-              <w:sz w:val="22"/>
-            </w:rPr>
-            <w:t>CODE NO.</w:t>
-          </w:r>
-        </w:p>
-      </w:tc>
-      <w:tc>
-        <w:tcPr>
-          <w:tcW w:type="dxa" w:w="4819"/>
-          <w:tcMar>
-            <w:top w:w="40" w:type="dxa"/>
-            <w:bottom w:w="40" w:type="dxa"/>
-            <w:start w:w="80" w:type="dxa"/>
-            <w:end w:w="80" w:type="dxa"/>
-          </w:tcMar>
-        </w:tcPr>
-        <w:p>
-          <w:r/>
-          <w:r>
-            <w:rPr>
-              <w:rFonts w:ascii="Arial" w:hAnsi="Arial"/>
-              <w:b/>
-              <w:i w:val="0"/>
-              <w:sz w:val="22"/>
-            </w:rPr>
-            <w:t>Z-009-1:2015-M04/P(3/5)</w:t>
-          </w:r>
-        </w:p>
-      </w:tc>
-      <w:tc>
-        <w:tcPr>
-          <w:tcW w:type="dxa" w:w="2268"/>
-          <w:tcMar>
-            <w:top w:w="40" w:type="dxa"/>
-            <w:bottom w:w="40" w:type="dxa"/>
-            <w:start w:w="80" w:type="dxa"/>
-            <w:end w:w="80" w:type="dxa"/>
-          </w:tcMar>
-        </w:tcPr>
-        <w:p>
-          <w:r/>
-          <w:r>
-            <w:rPr>
-              <w:rFonts w:ascii="Arial" w:hAnsi="Arial"/>
-              <w:b/>
-              <w:sz w:val="22"/>
-            </w:rPr>
-            <w:t xml:space="preserve">Mukasurat / </w:t>
-          </w:r>
-          <w:r>
-            <w:rPr>
-              <w:rFonts w:ascii="Arial" w:hAnsi="Arial"/>
-              <w:b/>
-              <w:i/>
-              <w:sz w:val="22"/>
-            </w:rPr>
-            <w:t>Page</w:t>
-          </w:r>
-          <w:r>
-            <w:rPr>
-              <w:rFonts w:ascii="Arial" w:hAnsi="Arial"/>
-              <w:b/>
-              <w:sz w:val="22"/>
-            </w:rPr>
-            <w:t xml:space="preserve"> : </w:t>
-          </w:r>
-          <w:r>
-            <w:rPr>
-              <w:rFonts w:ascii="Arial" w:hAnsi="Arial"/>
-              <w:b/>
-              <w:sz w:val="22"/>
-            </w:rPr>
-            <w:fldChar w:fldCharType="begin"/>
-            <w:instrText xml:space="preserve">PAGE</w:instrText>
-            <w:fldChar w:fldCharType="separate"/>
-            <w:t>1</w:t>
-            <w:fldChar w:fldCharType="end"/>
-          </w:r>
-        </w:p>
-        <w:p>
-          <w:r>
-            <w:rPr>
-              <w:rFonts w:ascii="Arial" w:hAnsi="Arial"/>
-              <w:b/>
-              <w:sz w:val="22"/>
-            </w:rPr>
-            <w:t xml:space="preserve">Drpd / </w:t>
-          </w:r>
-          <w:r>
-            <w:rPr>
-              <w:rFonts w:ascii="Arial" w:hAnsi="Arial"/>
-              <w:b/>
-              <w:i/>
-              <w:sz w:val="22"/>
-            </w:rPr>
-            <w:t>of</w:t>
-          </w:r>
-          <w:r>
-            <w:rPr>
-              <w:rFonts w:ascii="Arial" w:hAnsi="Arial"/>
-              <w:b/>
-              <w:sz w:val="22"/>
-            </w:rPr>
-            <w:t xml:space="preserve"> : </w:t>
-          </w:r>
-          <w:r>
-            <w:rPr>
-              <w:rFonts w:ascii="Arial" w:hAnsi="Arial"/>
-              <w:b/>
-              <w:sz w:val="22"/>
-            </w:rPr>
-            <w:fldChar w:fldCharType="begin"/>
-            <w:instrText xml:space="preserve">NUMPAGES</w:instrText>
-            <w:fldChar w:fldCharType="separate"/>
-            <w:t>1</w:t>
-            <w:fldChar w:fldCharType="end"/>
-          </w:r>
-        </w:p>
-      </w:tc>
-    </w:tr>
-    <w:tr>
-      <w:tc>
-        <w:tcPr>
-          <w:tcW w:type="dxa" w:w="2268"/>
-          <w:gridSpan w:val="3"/>
-          <w:tcMar>
-            <w:top w:w="40" w:type="dxa"/>
-            <w:bottom w:w="40" w:type="dxa"/>
-            <w:start w:w="80" w:type="dxa"/>
-            <w:end w:w="80" w:type="dxa"/>
-          </w:tcMar>
-          <w:tcMar>
-            <w:top w:w="40" w:type="dxa"/>
-            <w:bottom w:w="40" w:type="dxa"/>
-            <w:start w:w="80" w:type="dxa"/>
-            <w:end w:w="80" w:type="dxa"/>
-          </w:tcMar>
-          <w:tcMar>
-            <w:top w:w="40" w:type="dxa"/>
-            <w:bottom w:w="40" w:type="dxa"/>
-            <w:start w:w="80" w:type="dxa"/>
-            <w:end w:w="80" w:type="dxa"/>
-          </w:tcMar>
-        </w:tcPr>
-        <w:p>
-          <w:r/>
-        </w:p>
-      </w:tc>
-    </w:tr>
-  </w:tbl>
 </w:hdr>
 </file>
 
